--- a/Reports, Logs & Evaluations/Time Logs/Kustov/Time Log.docx
+++ b/Reports, Logs & Evaluations/Time Logs/Kustov/Time Log.docx
@@ -21,11 +21,7 @@
       </w:pPr>
       <w:r>
         <w:rPr/>
-        <w:t xml:space="preserve">Name: </w:t>
-      </w:r>
-      <w:r>
-        <w:rPr/>
-        <w:t>Mykhailo Kustov</w:t>
+        <w:t>Name: Mykhailo Kustov</w:t>
       </w:r>
     </w:p>
     <w:p>
@@ -69,8 +65,8 @@
         <w:gridCol w:w="1772"/>
         <w:gridCol w:w="1323"/>
         <w:gridCol w:w="1516"/>
-        <w:gridCol w:w="1634"/>
-        <w:gridCol w:w="1512"/>
+        <w:gridCol w:w="1633"/>
+        <w:gridCol w:w="1513"/>
       </w:tblGrid>
       <w:tr>
         <w:trPr/>
@@ -83,6 +79,7 @@
             <w:pPr>
               <w:pStyle w:val="Normal"/>
               <w:widowControl/>
+              <w:suppressAutoHyphens w:val="true"/>
               <w:spacing w:lineRule="auto" w:line="240" w:before="0" w:after="0"/>
               <w:jc w:val="center"/>
               <w:rPr>
@@ -114,6 +111,7 @@
             <w:pPr>
               <w:pStyle w:val="Normal"/>
               <w:widowControl/>
+              <w:suppressAutoHyphens w:val="true"/>
               <w:spacing w:lineRule="auto" w:line="240" w:before="0" w:after="0"/>
               <w:jc w:val="center"/>
               <w:rPr>
@@ -145,6 +143,7 @@
             <w:pPr>
               <w:pStyle w:val="Normal"/>
               <w:widowControl/>
+              <w:suppressAutoHyphens w:val="true"/>
               <w:spacing w:lineRule="auto" w:line="240" w:before="0" w:after="0"/>
               <w:jc w:val="center"/>
               <w:rPr>
@@ -176,6 +175,7 @@
             <w:pPr>
               <w:pStyle w:val="Normal"/>
               <w:widowControl/>
+              <w:suppressAutoHyphens w:val="true"/>
               <w:spacing w:lineRule="auto" w:line="240" w:before="0" w:after="0"/>
               <w:jc w:val="center"/>
               <w:rPr>
@@ -200,13 +200,14 @@
         </w:tc>
         <w:tc>
           <w:tcPr>
-            <w:tcW w:w="1634" w:type="dxa"/>
-            <w:tcBorders/>
-          </w:tcPr>
-          <w:p>
-            <w:pPr>
-              <w:pStyle w:val="Normal"/>
-              <w:widowControl/>
+            <w:tcW w:w="1633" w:type="dxa"/>
+            <w:tcBorders/>
+          </w:tcPr>
+          <w:p>
+            <w:pPr>
+              <w:pStyle w:val="Normal"/>
+              <w:widowControl/>
+              <w:suppressAutoHyphens w:val="true"/>
               <w:spacing w:lineRule="auto" w:line="240" w:before="0" w:after="0"/>
               <w:jc w:val="center"/>
               <w:rPr>
@@ -231,13 +232,14 @@
         </w:tc>
         <w:tc>
           <w:tcPr>
-            <w:tcW w:w="1512" w:type="dxa"/>
-            <w:tcBorders/>
-          </w:tcPr>
-          <w:p>
-            <w:pPr>
-              <w:pStyle w:val="Normal"/>
-              <w:widowControl/>
+            <w:tcW w:w="1513" w:type="dxa"/>
+            <w:tcBorders/>
+          </w:tcPr>
+          <w:p>
+            <w:pPr>
+              <w:pStyle w:val="Normal"/>
+              <w:widowControl/>
+              <w:suppressAutoHyphens w:val="true"/>
               <w:spacing w:lineRule="auto" w:line="240" w:before="0" w:after="0"/>
               <w:jc w:val="center"/>
               <w:rPr>
@@ -272,6 +274,7 @@
             <w:pPr>
               <w:pStyle w:val="Normal"/>
               <w:widowControl/>
+              <w:suppressAutoHyphens w:val="true"/>
               <w:spacing w:lineRule="auto" w:line="240" w:before="0" w:after="0"/>
               <w:jc w:val="left"/>
               <w:rPr>
@@ -297,65 +300,26 @@
             <w:pPr>
               <w:pStyle w:val="Normal"/>
               <w:widowControl/>
-              <w:spacing w:lineRule="auto" w:line="240" w:before="0" w:after="0"/>
-              <w:jc w:val="left"/>
-              <w:rPr>
-                <w:rFonts w:ascii="Calibri" w:hAnsi="Calibri" w:eastAsia="Calibri" w:cs=""/>
-                <w:kern w:val="0"/>
-                <w:sz w:val="22"/>
-                <w:szCs w:val="22"/>
-                <w:lang w:val="en-US" w:eastAsia="en-US" w:bidi="ar-SA"/>
-              </w:rPr>
-            </w:pPr>
-            <w:r>
-              <w:rPr>
-                <w:rFonts w:eastAsia="Calibri" w:cs=""/>
-                <w:kern w:val="0"/>
-                <w:sz w:val="22"/>
-                <w:szCs w:val="22"/>
-                <w:lang w:val="en-US" w:eastAsia="en-US" w:bidi="ar-SA"/>
-              </w:rPr>
-              <w:t>09/</w:t>
-            </w:r>
-            <w:r>
-              <w:rPr>
-                <w:rFonts w:eastAsia="Calibri" w:cs=""/>
-                <w:kern w:val="0"/>
-                <w:sz w:val="22"/>
-                <w:szCs w:val="22"/>
-                <w:lang w:val="en-US" w:eastAsia="en-US" w:bidi="ar-SA"/>
-              </w:rPr>
-              <w:t>14</w:t>
-            </w:r>
-            <w:r>
-              <w:rPr>
-                <w:rFonts w:eastAsia="Calibri" w:cs=""/>
-                <w:kern w:val="0"/>
-                <w:sz w:val="22"/>
-                <w:szCs w:val="22"/>
-                <w:lang w:val="en-US" w:eastAsia="en-US" w:bidi="ar-SA"/>
-              </w:rPr>
-              <w:t>/26- 09/</w:t>
-            </w:r>
-            <w:r>
-              <w:rPr>
-                <w:rFonts w:eastAsia="Calibri" w:cs=""/>
-                <w:kern w:val="0"/>
-                <w:sz w:val="22"/>
-                <w:szCs w:val="22"/>
-                <w:lang w:val="en-US" w:eastAsia="en-US" w:bidi="ar-SA"/>
-              </w:rPr>
-              <w:t>20</w:t>
-            </w:r>
-            <w:r>
-              <w:rPr>
-                <w:rFonts w:eastAsia="Calibri" w:cs=""/>
-                <w:kern w:val="0"/>
-                <w:sz w:val="22"/>
-                <w:szCs w:val="22"/>
-                <w:lang w:val="en-US" w:eastAsia="en-US" w:bidi="ar-SA"/>
-              </w:rPr>
-              <w:t>/26</w:t>
+              <w:suppressAutoHyphens w:val="true"/>
+              <w:spacing w:lineRule="auto" w:line="240" w:before="0" w:after="0"/>
+              <w:jc w:val="left"/>
+              <w:rPr>
+                <w:rFonts w:ascii="Calibri" w:hAnsi="Calibri" w:eastAsia="Calibri" w:cs=""/>
+                <w:kern w:val="0"/>
+                <w:sz w:val="22"/>
+                <w:szCs w:val="22"/>
+                <w:lang w:val="en-US" w:eastAsia="en-US" w:bidi="ar-SA"/>
+              </w:rPr>
+            </w:pPr>
+            <w:r>
+              <w:rPr>
+                <w:rFonts w:eastAsia="Calibri" w:cs=""/>
+                <w:kern w:val="0"/>
+                <w:sz w:val="22"/>
+                <w:szCs w:val="22"/>
+                <w:lang w:val="en-US" w:eastAsia="en-US" w:bidi="ar-SA"/>
+              </w:rPr>
+              <w:t>09/14/26- 09/20/26</w:t>
             </w:r>
           </w:p>
         </w:tc>
@@ -396,55 +360,26 @@
             <w:pPr>
               <w:pStyle w:val="Normal"/>
               <w:widowControl/>
-              <w:spacing w:lineRule="auto" w:line="240" w:before="0" w:after="0"/>
-              <w:jc w:val="left"/>
-              <w:rPr>
-                <w:rFonts w:ascii="Calibri" w:hAnsi="Calibri" w:eastAsia="Calibri" w:cs=""/>
-                <w:kern w:val="0"/>
-                <w:sz w:val="22"/>
-                <w:szCs w:val="22"/>
-                <w:lang w:val="en-US" w:eastAsia="en-US" w:bidi="ar-SA"/>
-              </w:rPr>
-            </w:pPr>
-            <w:r>
-              <w:rPr>
-                <w:rFonts w:eastAsia="Calibri" w:cs=""/>
-                <w:kern w:val="0"/>
-                <w:sz w:val="22"/>
-                <w:szCs w:val="22"/>
-                <w:lang w:val="en-US" w:eastAsia="en-US" w:bidi="ar-SA"/>
-              </w:rPr>
-              <w:t>09/</w:t>
-            </w:r>
-            <w:r>
-              <w:rPr>
-                <w:rFonts w:eastAsia="Calibri" w:cs=""/>
-                <w:kern w:val="0"/>
-                <w:sz w:val="22"/>
-                <w:szCs w:val="22"/>
-                <w:lang w:val="en-US" w:eastAsia="en-US" w:bidi="ar-SA"/>
-              </w:rPr>
-              <w:t>18</w:t>
-            </w:r>
-            <w:r>
-              <w:rPr>
-                <w:rFonts w:eastAsia="Calibri" w:cs=""/>
-                <w:kern w:val="0"/>
-                <w:sz w:val="22"/>
-                <w:szCs w:val="22"/>
-                <w:lang w:val="en-US" w:eastAsia="en-US" w:bidi="ar-SA"/>
-              </w:rPr>
-              <w:t>/</w:t>
-            </w:r>
-            <w:r>
-              <w:rPr>
-                <w:rFonts w:eastAsia="Calibri" w:cs=""/>
-                <w:kern w:val="0"/>
-                <w:sz w:val="22"/>
-                <w:szCs w:val="22"/>
-                <w:lang w:val="en-US" w:eastAsia="en-US" w:bidi="ar-SA"/>
-              </w:rPr>
-              <w:t>26</w:t>
+              <w:suppressAutoHyphens w:val="true"/>
+              <w:spacing w:lineRule="auto" w:line="240" w:before="0" w:after="0"/>
+              <w:jc w:val="left"/>
+              <w:rPr>
+                <w:rFonts w:ascii="Calibri" w:hAnsi="Calibri" w:eastAsia="Calibri" w:cs=""/>
+                <w:kern w:val="0"/>
+                <w:sz w:val="22"/>
+                <w:szCs w:val="22"/>
+                <w:lang w:val="en-US" w:eastAsia="en-US" w:bidi="ar-SA"/>
+              </w:rPr>
+            </w:pPr>
+            <w:r>
+              <w:rPr>
+                <w:rFonts w:eastAsia="Calibri" w:cs=""/>
+                <w:kern w:val="0"/>
+                <w:sz w:val="22"/>
+                <w:szCs w:val="22"/>
+                <w:lang w:val="en-US" w:eastAsia="en-US" w:bidi="ar-SA"/>
+              </w:rPr>
+              <w:t>09/18/26</w:t>
             </w:r>
           </w:p>
         </w:tc>
@@ -457,157 +392,90 @@
             <w:pPr>
               <w:pStyle w:val="Normal"/>
               <w:widowControl/>
-              <w:spacing w:lineRule="auto" w:line="240" w:before="0" w:after="0"/>
-              <w:jc w:val="left"/>
-              <w:rPr>
-                <w:rFonts w:ascii="Calibri" w:hAnsi="Calibri" w:eastAsia="Calibri" w:cs=""/>
-                <w:kern w:val="0"/>
-                <w:sz w:val="22"/>
-                <w:szCs w:val="22"/>
-                <w:lang w:val="en-US" w:eastAsia="en-US" w:bidi="ar-SA"/>
-              </w:rPr>
-            </w:pPr>
-            <w:r>
-              <w:rPr>
-                <w:rFonts w:eastAsia="Calibri" w:cs=""/>
-                <w:kern w:val="0"/>
-                <w:sz w:val="22"/>
-                <w:szCs w:val="22"/>
-                <w:lang w:val="en-US" w:eastAsia="en-US" w:bidi="ar-SA"/>
-              </w:rPr>
-              <w:t>7</w:t>
-            </w:r>
-            <w:r>
-              <w:rPr>
-                <w:rFonts w:eastAsia="Calibri" w:cs=""/>
-                <w:kern w:val="0"/>
-                <w:sz w:val="22"/>
-                <w:szCs w:val="22"/>
-                <w:lang w:val="en-US" w:eastAsia="en-US" w:bidi="ar-SA"/>
-              </w:rPr>
-              <w:t>:0</w:t>
-            </w:r>
-            <w:r>
-              <w:rPr>
-                <w:rFonts w:eastAsia="Calibri" w:cs=""/>
-                <w:kern w:val="0"/>
-                <w:sz w:val="22"/>
-                <w:szCs w:val="22"/>
-                <w:lang w:val="en-US" w:eastAsia="en-US" w:bidi="ar-SA"/>
-              </w:rPr>
-              <w:t>3</w:t>
-            </w:r>
-            <w:r>
-              <w:rPr>
-                <w:rFonts w:eastAsia="Calibri" w:cs=""/>
-                <w:kern w:val="0"/>
-                <w:sz w:val="22"/>
-                <w:szCs w:val="22"/>
-                <w:lang w:val="en-US" w:eastAsia="en-US" w:bidi="ar-SA"/>
-              </w:rPr>
-              <w:t xml:space="preserve"> am</w:t>
-            </w:r>
-          </w:p>
-        </w:tc>
-        <w:tc>
-          <w:tcPr>
-            <w:tcW w:w="1634" w:type="dxa"/>
-            <w:tcBorders/>
-          </w:tcPr>
-          <w:p>
-            <w:pPr>
-              <w:pStyle w:val="Normal"/>
-              <w:widowControl/>
-              <w:spacing w:lineRule="auto" w:line="240" w:before="0" w:after="0"/>
-              <w:jc w:val="left"/>
-              <w:rPr>
-                <w:rFonts w:ascii="Calibri" w:hAnsi="Calibri" w:eastAsia="Calibri" w:cs=""/>
-                <w:kern w:val="0"/>
-                <w:sz w:val="22"/>
-                <w:szCs w:val="22"/>
-                <w:lang w:val="en-US" w:eastAsia="en-US" w:bidi="ar-SA"/>
-              </w:rPr>
-            </w:pPr>
-            <w:r>
-              <w:rPr>
-                <w:rFonts w:eastAsia="Calibri" w:cs=""/>
-                <w:kern w:val="0"/>
-                <w:sz w:val="22"/>
-                <w:szCs w:val="22"/>
-                <w:lang w:val="en-US" w:eastAsia="en-US" w:bidi="ar-SA"/>
-              </w:rPr>
-              <w:t>7</w:t>
-            </w:r>
-            <w:r>
-              <w:rPr>
-                <w:rFonts w:eastAsia="Calibri" w:cs=""/>
-                <w:kern w:val="0"/>
-                <w:sz w:val="22"/>
-                <w:szCs w:val="22"/>
-                <w:lang w:val="en-US" w:eastAsia="en-US" w:bidi="ar-SA"/>
-              </w:rPr>
-              <w:t>:</w:t>
-            </w:r>
-            <w:r>
-              <w:rPr>
-                <w:rFonts w:eastAsia="Calibri" w:cs=""/>
-                <w:kern w:val="0"/>
-                <w:sz w:val="22"/>
-                <w:szCs w:val="22"/>
-                <w:lang w:val="en-US" w:eastAsia="en-US" w:bidi="ar-SA"/>
-              </w:rPr>
-              <w:t>22</w:t>
-            </w:r>
-            <w:r>
-              <w:rPr>
-                <w:rFonts w:eastAsia="Calibri" w:cs=""/>
-                <w:kern w:val="0"/>
-                <w:sz w:val="22"/>
-                <w:szCs w:val="22"/>
-                <w:lang w:val="en-US" w:eastAsia="en-US" w:bidi="ar-SA"/>
-              </w:rPr>
-              <w:t xml:space="preserve"> am</w:t>
-            </w:r>
-          </w:p>
-        </w:tc>
-        <w:tc>
-          <w:tcPr>
-            <w:tcW w:w="1512" w:type="dxa"/>
-            <w:tcBorders/>
-          </w:tcPr>
-          <w:p>
-            <w:pPr>
-              <w:pStyle w:val="Normal"/>
-              <w:widowControl/>
-              <w:spacing w:lineRule="auto" w:line="240" w:before="0" w:after="0"/>
-              <w:jc w:val="left"/>
-              <w:rPr>
-                <w:rFonts w:ascii="Calibri" w:hAnsi="Calibri" w:eastAsia="Calibri" w:cs=""/>
-                <w:kern w:val="0"/>
-                <w:sz w:val="22"/>
-                <w:szCs w:val="22"/>
-                <w:lang w:val="en-US" w:eastAsia="en-US" w:bidi="ar-SA"/>
-              </w:rPr>
-            </w:pPr>
-            <w:r>
-              <w:rPr>
-                <w:rFonts w:eastAsia="Calibri" w:cs=""/>
-                <w:kern w:val="0"/>
-                <w:sz w:val="22"/>
-                <w:szCs w:val="22"/>
-                <w:lang w:val="en-US" w:eastAsia="en-US" w:bidi="ar-SA"/>
-              </w:rPr>
-              <w:t>19</w:t>
-            </w:r>
-            <w:r>
-              <w:rPr>
-                <w:rFonts w:eastAsia="Calibri" w:cs=""/>
-                <w:kern w:val="0"/>
-                <w:sz w:val="22"/>
-                <w:szCs w:val="22"/>
-                <w:lang w:val="en-US" w:eastAsia="en-US" w:bidi="ar-SA"/>
-              </w:rPr>
-              <w:t xml:space="preserve"> min</w:t>
+              <w:suppressAutoHyphens w:val="true"/>
+              <w:spacing w:lineRule="auto" w:line="240" w:before="0" w:after="0"/>
+              <w:jc w:val="left"/>
+              <w:rPr>
+                <w:rFonts w:ascii="Calibri" w:hAnsi="Calibri" w:eastAsia="Calibri" w:cs=""/>
+                <w:kern w:val="0"/>
+                <w:sz w:val="22"/>
+                <w:szCs w:val="22"/>
+                <w:lang w:val="en-US" w:eastAsia="en-US" w:bidi="ar-SA"/>
+              </w:rPr>
+            </w:pPr>
+            <w:r>
+              <w:rPr>
+                <w:rFonts w:eastAsia="Calibri" w:cs=""/>
+                <w:kern w:val="0"/>
+                <w:sz w:val="22"/>
+                <w:szCs w:val="22"/>
+                <w:lang w:val="en-US" w:eastAsia="en-US" w:bidi="ar-SA"/>
+              </w:rPr>
+              <w:t>19:03</w:t>
+            </w:r>
+          </w:p>
+        </w:tc>
+        <w:tc>
+          <w:tcPr>
+            <w:tcW w:w="1633" w:type="dxa"/>
+            <w:tcBorders/>
+          </w:tcPr>
+          <w:p>
+            <w:pPr>
+              <w:pStyle w:val="Normal"/>
+              <w:widowControl/>
+              <w:suppressAutoHyphens w:val="true"/>
+              <w:spacing w:lineRule="auto" w:line="240" w:before="0" w:after="0"/>
+              <w:jc w:val="left"/>
+              <w:rPr>
+                <w:rFonts w:ascii="Calibri" w:hAnsi="Calibri" w:eastAsia="Calibri" w:cs=""/>
+                <w:kern w:val="0"/>
+                <w:sz w:val="22"/>
+                <w:szCs w:val="22"/>
+                <w:lang w:val="en-US" w:eastAsia="en-US" w:bidi="ar-SA"/>
+              </w:rPr>
+            </w:pPr>
+            <w:r>
+              <w:rPr>
+                <w:rFonts w:eastAsia="Calibri" w:cs=""/>
+                <w:kern w:val="0"/>
+                <w:sz w:val="22"/>
+                <w:szCs w:val="22"/>
+                <w:lang w:val="en-US" w:eastAsia="en-US" w:bidi="ar-SA"/>
+              </w:rPr>
+              <w:t>19:22</w:t>
+            </w:r>
+          </w:p>
+        </w:tc>
+        <w:tc>
+          <w:tcPr>
+            <w:tcW w:w="1513" w:type="dxa"/>
+            <w:tcBorders/>
+          </w:tcPr>
+          <w:p>
+            <w:pPr>
+              <w:pStyle w:val="Normal"/>
+              <w:widowControl/>
+              <w:suppressAutoHyphens w:val="true"/>
+              <w:spacing w:lineRule="auto" w:line="240" w:before="0" w:after="0"/>
+              <w:jc w:val="left"/>
+              <w:rPr>
+                <w:rFonts w:ascii="Calibri" w:hAnsi="Calibri" w:eastAsia="Calibri" w:cs=""/>
+                <w:kern w:val="0"/>
+                <w:sz w:val="22"/>
+                <w:szCs w:val="22"/>
+                <w:lang w:val="en-US" w:eastAsia="en-US" w:bidi="ar-SA"/>
+              </w:rPr>
+            </w:pPr>
+            <w:r>
+              <w:rPr>
+                <w:rFonts w:eastAsia="Calibri" w:cs=""/>
+                <w:kern w:val="0"/>
+                <w:sz w:val="22"/>
+                <w:szCs w:val="22"/>
+                <w:lang w:val="en-US" w:eastAsia="en-US" w:bidi="ar-SA"/>
+              </w:rPr>
+              <w:t>19 min</w:t>
             </w:r>
           </w:p>
         </w:tc>
@@ -623,6 +491,7 @@
             <w:pPr>
               <w:pStyle w:val="Normal"/>
               <w:widowControl/>
+              <w:suppressAutoHyphens w:val="true"/>
               <w:spacing w:lineRule="auto" w:line="240" w:before="0" w:after="0"/>
               <w:jc w:val="left"/>
               <w:rPr>
@@ -653,6 +522,7 @@
             <w:pPr>
               <w:pStyle w:val="Normal"/>
               <w:widowControl/>
+              <w:suppressAutoHyphens w:val="true"/>
               <w:spacing w:lineRule="auto" w:line="240" w:before="0" w:after="0"/>
               <w:jc w:val="left"/>
               <w:rPr>
@@ -683,6 +553,7 @@
             <w:pPr>
               <w:pStyle w:val="Normal"/>
               <w:widowControl/>
+              <w:suppressAutoHyphens w:val="true"/>
               <w:spacing w:lineRule="auto" w:line="240" w:before="0" w:after="0"/>
               <w:jc w:val="left"/>
               <w:rPr>
@@ -713,66 +584,69 @@
             <w:pPr>
               <w:pStyle w:val="Normal"/>
               <w:widowControl/>
-              <w:spacing w:lineRule="auto" w:line="240" w:before="0" w:after="0"/>
-              <w:jc w:val="left"/>
-              <w:rPr>
-                <w:rFonts w:ascii="Calibri" w:hAnsi="Calibri" w:eastAsia="Calibri" w:cs=""/>
-                <w:kern w:val="0"/>
-                <w:sz w:val="22"/>
-                <w:szCs w:val="22"/>
-                <w:lang w:val="en-US" w:eastAsia="en-US" w:bidi="ar-SA"/>
-              </w:rPr>
-            </w:pPr>
-            <w:r>
-              <w:rPr>
-                <w:rFonts w:eastAsia="Calibri" w:cs=""/>
-                <w:kern w:val="0"/>
-                <w:sz w:val="22"/>
-                <w:szCs w:val="22"/>
-                <w:lang w:val="en-US" w:eastAsia="en-US" w:bidi="ar-SA"/>
-              </w:rPr>
-            </w:r>
-          </w:p>
-        </w:tc>
-        <w:tc>
-          <w:tcPr>
-            <w:tcW w:w="1634" w:type="dxa"/>
-            <w:tcBorders/>
-          </w:tcPr>
-          <w:p>
-            <w:pPr>
-              <w:pStyle w:val="Normal"/>
-              <w:widowControl/>
-              <w:spacing w:lineRule="auto" w:line="240" w:before="0" w:after="0"/>
-              <w:jc w:val="left"/>
-              <w:rPr>
-                <w:rFonts w:ascii="Calibri" w:hAnsi="Calibri" w:eastAsia="Calibri" w:cs=""/>
-                <w:kern w:val="0"/>
-                <w:sz w:val="22"/>
-                <w:szCs w:val="22"/>
-                <w:lang w:val="en-US" w:eastAsia="en-US" w:bidi="ar-SA"/>
-              </w:rPr>
-            </w:pPr>
-            <w:r>
-              <w:rPr>
-                <w:rFonts w:eastAsia="Calibri" w:cs=""/>
-                <w:kern w:val="0"/>
-                <w:sz w:val="22"/>
-                <w:szCs w:val="22"/>
-                <w:lang w:val="en-US" w:eastAsia="en-US" w:bidi="ar-SA"/>
-              </w:rPr>
-            </w:r>
-          </w:p>
-        </w:tc>
-        <w:tc>
-          <w:tcPr>
-            <w:tcW w:w="1512" w:type="dxa"/>
-            <w:tcBorders/>
-          </w:tcPr>
-          <w:p>
-            <w:pPr>
-              <w:pStyle w:val="Normal"/>
-              <w:widowControl/>
+              <w:suppressAutoHyphens w:val="true"/>
+              <w:spacing w:lineRule="auto" w:line="240" w:before="0" w:after="0"/>
+              <w:jc w:val="left"/>
+              <w:rPr>
+                <w:rFonts w:ascii="Calibri" w:hAnsi="Calibri" w:eastAsia="Calibri" w:cs=""/>
+                <w:kern w:val="0"/>
+                <w:sz w:val="22"/>
+                <w:szCs w:val="22"/>
+                <w:lang w:val="en-US" w:eastAsia="en-US" w:bidi="ar-SA"/>
+              </w:rPr>
+            </w:pPr>
+            <w:r>
+              <w:rPr>
+                <w:rFonts w:eastAsia="Calibri" w:cs=""/>
+                <w:kern w:val="0"/>
+                <w:sz w:val="22"/>
+                <w:szCs w:val="22"/>
+                <w:lang w:val="en-US" w:eastAsia="en-US" w:bidi="ar-SA"/>
+              </w:rPr>
+            </w:r>
+          </w:p>
+        </w:tc>
+        <w:tc>
+          <w:tcPr>
+            <w:tcW w:w="1633" w:type="dxa"/>
+            <w:tcBorders/>
+          </w:tcPr>
+          <w:p>
+            <w:pPr>
+              <w:pStyle w:val="Normal"/>
+              <w:widowControl/>
+              <w:suppressAutoHyphens w:val="true"/>
+              <w:spacing w:lineRule="auto" w:line="240" w:before="0" w:after="0"/>
+              <w:jc w:val="left"/>
+              <w:rPr>
+                <w:rFonts w:ascii="Calibri" w:hAnsi="Calibri" w:eastAsia="Calibri" w:cs=""/>
+                <w:kern w:val="0"/>
+                <w:sz w:val="22"/>
+                <w:szCs w:val="22"/>
+                <w:lang w:val="en-US" w:eastAsia="en-US" w:bidi="ar-SA"/>
+              </w:rPr>
+            </w:pPr>
+            <w:r>
+              <w:rPr>
+                <w:rFonts w:eastAsia="Calibri" w:cs=""/>
+                <w:kern w:val="0"/>
+                <w:sz w:val="22"/>
+                <w:szCs w:val="22"/>
+                <w:lang w:val="en-US" w:eastAsia="en-US" w:bidi="ar-SA"/>
+              </w:rPr>
+            </w:r>
+          </w:p>
+        </w:tc>
+        <w:tc>
+          <w:tcPr>
+            <w:tcW w:w="1513" w:type="dxa"/>
+            <w:tcBorders/>
+          </w:tcPr>
+          <w:p>
+            <w:pPr>
+              <w:pStyle w:val="Normal"/>
+              <w:widowControl/>
+              <w:suppressAutoHyphens w:val="true"/>
               <w:spacing w:lineRule="auto" w:line="240" w:before="0" w:after="0"/>
               <w:jc w:val="left"/>
               <w:rPr>
@@ -806,6 +680,7 @@
             <w:pPr>
               <w:pStyle w:val="Normal"/>
               <w:widowControl/>
+              <w:suppressAutoHyphens w:val="true"/>
               <w:spacing w:lineRule="auto" w:line="240" w:before="0" w:after="0"/>
               <w:jc w:val="left"/>
               <w:rPr>
@@ -836,6 +711,7 @@
             <w:pPr>
               <w:pStyle w:val="Normal"/>
               <w:widowControl/>
+              <w:suppressAutoHyphens w:val="true"/>
               <w:spacing w:lineRule="auto" w:line="240" w:before="0" w:after="0"/>
               <w:jc w:val="left"/>
               <w:rPr>
@@ -866,6 +742,7 @@
             <w:pPr>
               <w:pStyle w:val="Normal"/>
               <w:widowControl/>
+              <w:suppressAutoHyphens w:val="true"/>
               <w:spacing w:lineRule="auto" w:line="240" w:before="0" w:after="0"/>
               <w:jc w:val="left"/>
               <w:rPr>
@@ -896,66 +773,69 @@
             <w:pPr>
               <w:pStyle w:val="Normal"/>
               <w:widowControl/>
-              <w:spacing w:lineRule="auto" w:line="240" w:before="0" w:after="0"/>
-              <w:jc w:val="left"/>
-              <w:rPr>
-                <w:rFonts w:ascii="Calibri" w:hAnsi="Calibri" w:eastAsia="Calibri" w:cs=""/>
-                <w:kern w:val="0"/>
-                <w:sz w:val="22"/>
-                <w:szCs w:val="22"/>
-                <w:lang w:val="en-US" w:eastAsia="en-US" w:bidi="ar-SA"/>
-              </w:rPr>
-            </w:pPr>
-            <w:r>
-              <w:rPr>
-                <w:rFonts w:eastAsia="Calibri" w:cs=""/>
-                <w:kern w:val="0"/>
-                <w:sz w:val="22"/>
-                <w:szCs w:val="22"/>
-                <w:lang w:val="en-US" w:eastAsia="en-US" w:bidi="ar-SA"/>
-              </w:rPr>
-            </w:r>
-          </w:p>
-        </w:tc>
-        <w:tc>
-          <w:tcPr>
-            <w:tcW w:w="1634" w:type="dxa"/>
-            <w:tcBorders/>
-          </w:tcPr>
-          <w:p>
-            <w:pPr>
-              <w:pStyle w:val="Normal"/>
-              <w:widowControl/>
-              <w:spacing w:lineRule="auto" w:line="240" w:before="0" w:after="0"/>
-              <w:jc w:val="left"/>
-              <w:rPr>
-                <w:rFonts w:ascii="Calibri" w:hAnsi="Calibri" w:eastAsia="Calibri" w:cs=""/>
-                <w:kern w:val="0"/>
-                <w:sz w:val="22"/>
-                <w:szCs w:val="22"/>
-                <w:lang w:val="en-US" w:eastAsia="en-US" w:bidi="ar-SA"/>
-              </w:rPr>
-            </w:pPr>
-            <w:r>
-              <w:rPr>
-                <w:rFonts w:eastAsia="Calibri" w:cs=""/>
-                <w:kern w:val="0"/>
-                <w:sz w:val="22"/>
-                <w:szCs w:val="22"/>
-                <w:lang w:val="en-US" w:eastAsia="en-US" w:bidi="ar-SA"/>
-              </w:rPr>
-            </w:r>
-          </w:p>
-        </w:tc>
-        <w:tc>
-          <w:tcPr>
-            <w:tcW w:w="1512" w:type="dxa"/>
-            <w:tcBorders/>
-          </w:tcPr>
-          <w:p>
-            <w:pPr>
-              <w:pStyle w:val="Normal"/>
-              <w:widowControl/>
+              <w:suppressAutoHyphens w:val="true"/>
+              <w:spacing w:lineRule="auto" w:line="240" w:before="0" w:after="0"/>
+              <w:jc w:val="left"/>
+              <w:rPr>
+                <w:rFonts w:ascii="Calibri" w:hAnsi="Calibri" w:eastAsia="Calibri" w:cs=""/>
+                <w:kern w:val="0"/>
+                <w:sz w:val="22"/>
+                <w:szCs w:val="22"/>
+                <w:lang w:val="en-US" w:eastAsia="en-US" w:bidi="ar-SA"/>
+              </w:rPr>
+            </w:pPr>
+            <w:r>
+              <w:rPr>
+                <w:rFonts w:eastAsia="Calibri" w:cs=""/>
+                <w:kern w:val="0"/>
+                <w:sz w:val="22"/>
+                <w:szCs w:val="22"/>
+                <w:lang w:val="en-US" w:eastAsia="en-US" w:bidi="ar-SA"/>
+              </w:rPr>
+            </w:r>
+          </w:p>
+        </w:tc>
+        <w:tc>
+          <w:tcPr>
+            <w:tcW w:w="1633" w:type="dxa"/>
+            <w:tcBorders/>
+          </w:tcPr>
+          <w:p>
+            <w:pPr>
+              <w:pStyle w:val="Normal"/>
+              <w:widowControl/>
+              <w:suppressAutoHyphens w:val="true"/>
+              <w:spacing w:lineRule="auto" w:line="240" w:before="0" w:after="0"/>
+              <w:jc w:val="left"/>
+              <w:rPr>
+                <w:rFonts w:ascii="Calibri" w:hAnsi="Calibri" w:eastAsia="Calibri" w:cs=""/>
+                <w:kern w:val="0"/>
+                <w:sz w:val="22"/>
+                <w:szCs w:val="22"/>
+                <w:lang w:val="en-US" w:eastAsia="en-US" w:bidi="ar-SA"/>
+              </w:rPr>
+            </w:pPr>
+            <w:r>
+              <w:rPr>
+                <w:rFonts w:eastAsia="Calibri" w:cs=""/>
+                <w:kern w:val="0"/>
+                <w:sz w:val="22"/>
+                <w:szCs w:val="22"/>
+                <w:lang w:val="en-US" w:eastAsia="en-US" w:bidi="ar-SA"/>
+              </w:rPr>
+            </w:r>
+          </w:p>
+        </w:tc>
+        <w:tc>
+          <w:tcPr>
+            <w:tcW w:w="1513" w:type="dxa"/>
+            <w:tcBorders/>
+          </w:tcPr>
+          <w:p>
+            <w:pPr>
+              <w:pStyle w:val="Normal"/>
+              <w:widowControl/>
+              <w:suppressAutoHyphens w:val="true"/>
               <w:spacing w:lineRule="auto" w:line="240" w:before="0" w:after="0"/>
               <w:jc w:val="left"/>
               <w:rPr>
@@ -981,35 +861,26 @@
             <w:pPr>
               <w:pStyle w:val="Normal"/>
               <w:widowControl/>
-              <w:spacing w:lineRule="auto" w:line="240" w:before="0" w:after="0"/>
-              <w:jc w:val="left"/>
-              <w:rPr>
-                <w:rFonts w:ascii="Calibri" w:hAnsi="Calibri" w:eastAsia="Calibri" w:cs=""/>
-                <w:kern w:val="0"/>
-                <w:sz w:val="22"/>
-                <w:szCs w:val="22"/>
-                <w:lang w:val="en-US" w:eastAsia="en-US" w:bidi="ar-SA"/>
-              </w:rPr>
-            </w:pPr>
-            <w:r>
-              <w:rPr>
-                <w:rFonts w:eastAsia="Calibri" w:cs=""/>
-                <w:kern w:val="0"/>
-                <w:sz w:val="22"/>
-                <w:szCs w:val="22"/>
-                <w:lang w:val="en-US" w:eastAsia="en-US" w:bidi="ar-SA"/>
-              </w:rPr>
-              <w:t>19</w:t>
-            </w:r>
-            <w:r>
-              <w:rPr>
-                <w:rFonts w:eastAsia="Calibri" w:cs=""/>
-                <w:kern w:val="0"/>
-                <w:sz w:val="22"/>
-                <w:szCs w:val="22"/>
-                <w:lang w:val="en-US" w:eastAsia="en-US" w:bidi="ar-SA"/>
-              </w:rPr>
-              <w:t xml:space="preserve"> min</w:t>
+              <w:suppressAutoHyphens w:val="true"/>
+              <w:spacing w:lineRule="auto" w:line="240" w:before="0" w:after="0"/>
+              <w:jc w:val="left"/>
+              <w:rPr>
+                <w:rFonts w:ascii="Calibri" w:hAnsi="Calibri" w:eastAsia="Calibri" w:cs=""/>
+                <w:kern w:val="0"/>
+                <w:sz w:val="22"/>
+                <w:szCs w:val="22"/>
+                <w:lang w:val="en-US" w:eastAsia="en-US" w:bidi="ar-SA"/>
+              </w:rPr>
+            </w:pPr>
+            <w:r>
+              <w:rPr>
+                <w:rFonts w:eastAsia="Calibri" w:cs=""/>
+                <w:kern w:val="0"/>
+                <w:sz w:val="22"/>
+                <w:szCs w:val="22"/>
+                <w:lang w:val="en-US" w:eastAsia="en-US" w:bidi="ar-SA"/>
+              </w:rPr>
+              <w:t>19 min</w:t>
             </w:r>
           </w:p>
         </w:tc>
@@ -1025,31 +896,85 @@
             <w:pPr>
               <w:pStyle w:val="Normal"/>
               <w:widowControl/>
-              <w:spacing w:lineRule="auto" w:line="240" w:before="0" w:after="0"/>
-              <w:jc w:val="left"/>
-              <w:rPr>
-                <w:rFonts w:ascii="Calibri" w:hAnsi="Calibri" w:eastAsia="Calibri" w:cs=""/>
-                <w:kern w:val="0"/>
-                <w:sz w:val="22"/>
-                <w:szCs w:val="22"/>
-                <w:lang w:val="en-US" w:eastAsia="en-US" w:bidi="ar-SA"/>
-              </w:rPr>
-            </w:pPr>
-            <w:r>
-              <w:rPr>
-                <w:rFonts w:eastAsia="Calibri" w:cs=""/>
-                <w:kern w:val="0"/>
-                <w:sz w:val="22"/>
-                <w:szCs w:val="22"/>
-                <w:lang w:val="en-US" w:eastAsia="en-US" w:bidi="ar-SA"/>
-              </w:rPr>
-              <w:t>Week 2 ...</w:t>
-            </w:r>
-          </w:p>
-          <w:p>
-            <w:pPr>
-              <w:pStyle w:val="Normal"/>
-              <w:widowControl/>
+              <w:suppressAutoHyphens w:val="true"/>
+              <w:spacing w:lineRule="auto" w:line="240" w:before="0" w:after="0"/>
+              <w:jc w:val="left"/>
+              <w:rPr>
+                <w:rFonts w:ascii="Calibri" w:hAnsi="Calibri" w:eastAsia="Calibri" w:cs=""/>
+                <w:kern w:val="0"/>
+                <w:sz w:val="22"/>
+                <w:szCs w:val="22"/>
+                <w:lang w:val="en-US" w:eastAsia="en-US" w:bidi="ar-SA"/>
+              </w:rPr>
+            </w:pPr>
+            <w:r>
+              <w:rPr>
+                <w:rFonts w:eastAsia="Calibri" w:cs=""/>
+                <w:kern w:val="0"/>
+                <w:sz w:val="22"/>
+                <w:szCs w:val="22"/>
+                <w:lang w:val="en-US" w:eastAsia="en-US" w:bidi="ar-SA"/>
+              </w:rPr>
+              <w:t>Week 2:</w:t>
+            </w:r>
+          </w:p>
+          <w:p>
+            <w:pPr>
+              <w:pStyle w:val="Normal"/>
+              <w:widowControl/>
+              <w:suppressAutoHyphens w:val="true"/>
+              <w:spacing w:lineRule="auto" w:line="240" w:before="0" w:after="0"/>
+              <w:jc w:val="left"/>
+              <w:rPr>
+                <w:rFonts w:ascii="Calibri" w:hAnsi="Calibri" w:eastAsia="Calibri" w:cs=""/>
+                <w:kern w:val="0"/>
+                <w:sz w:val="22"/>
+                <w:szCs w:val="22"/>
+                <w:lang w:val="en-US" w:eastAsia="en-US" w:bidi="ar-SA"/>
+              </w:rPr>
+            </w:pPr>
+            <w:r>
+              <w:rPr>
+                <w:rFonts w:eastAsia="Calibri" w:cs=""/>
+                <w:kern w:val="0"/>
+                <w:sz w:val="22"/>
+                <w:szCs w:val="22"/>
+                <w:lang w:val="en-US" w:eastAsia="en-US" w:bidi="ar-SA"/>
+              </w:rPr>
+              <w:t>09/20/26</w:t>
+            </w:r>
+          </w:p>
+          <w:p>
+            <w:pPr>
+              <w:pStyle w:val="Normal"/>
+              <w:widowControl/>
+              <w:suppressAutoHyphens w:val="true"/>
+              <w:spacing w:lineRule="auto" w:line="240" w:before="0" w:after="0"/>
+              <w:jc w:val="left"/>
+              <w:rPr>
+                <w:rFonts w:ascii="Calibri" w:hAnsi="Calibri" w:eastAsia="Calibri" w:cs=""/>
+                <w:kern w:val="0"/>
+                <w:sz w:val="22"/>
+                <w:szCs w:val="22"/>
+                <w:lang w:val="en-US" w:eastAsia="en-US" w:bidi="ar-SA"/>
+              </w:rPr>
+            </w:pPr>
+            <w:r>
+              <w:rPr>
+                <w:rFonts w:eastAsia="Calibri" w:cs=""/>
+                <w:kern w:val="0"/>
+                <w:sz w:val="22"/>
+                <w:szCs w:val="22"/>
+                <w:lang w:val="en-US" w:eastAsia="en-US" w:bidi="ar-SA"/>
+              </w:rPr>
+              <w:t>09/27/26</w:t>
+            </w:r>
+          </w:p>
+          <w:p>
+            <w:pPr>
+              <w:pStyle w:val="Normal"/>
+              <w:widowControl/>
+              <w:suppressAutoHyphens w:val="true"/>
               <w:spacing w:lineRule="auto" w:line="240" w:before="0" w:after="0"/>
               <w:jc w:val="left"/>
               <w:rPr>
@@ -1080,24 +1005,52 @@
             <w:pPr>
               <w:pStyle w:val="Normal"/>
               <w:widowControl/>
-              <w:spacing w:lineRule="auto" w:line="240" w:before="0" w:after="0"/>
-              <w:jc w:val="left"/>
-              <w:rPr>
-                <w:rFonts w:ascii="Calibri" w:hAnsi="Calibri" w:eastAsia="Calibri" w:cs=""/>
-                <w:kern w:val="0"/>
-                <w:sz w:val="22"/>
-                <w:szCs w:val="22"/>
-                <w:lang w:val="en-US" w:eastAsia="en-US" w:bidi="ar-SA"/>
-              </w:rPr>
-            </w:pPr>
-            <w:r>
-              <w:rPr>
-                <w:rFonts w:eastAsia="Calibri" w:cs=""/>
-                <w:kern w:val="0"/>
-                <w:sz w:val="22"/>
-                <w:szCs w:val="22"/>
-                <w:lang w:val="en-US" w:eastAsia="en-US" w:bidi="ar-SA"/>
-              </w:rPr>
+              <w:suppressAutoHyphens w:val="true"/>
+              <w:spacing w:lineRule="auto" w:line="240" w:before="0" w:after="0"/>
+              <w:jc w:val="left"/>
+              <w:rPr>
+                <w:rFonts w:ascii="Calibri" w:hAnsi="Calibri" w:eastAsia="Calibri" w:cs=""/>
+                <w:kern w:val="0"/>
+                <w:sz w:val="22"/>
+                <w:szCs w:val="22"/>
+                <w:lang w:val="en-US" w:eastAsia="en-US" w:bidi="ar-SA"/>
+              </w:rPr>
+            </w:pPr>
+            <w:r>
+              <w:rPr>
+                <w:rFonts w:eastAsia="Calibri" w:cs=""/>
+                <w:kern w:val="0"/>
+                <w:sz w:val="22"/>
+                <w:szCs w:val="22"/>
+                <w:lang w:val="en-US" w:eastAsia="en-US" w:bidi="ar-SA"/>
+              </w:rPr>
+              <w:t>Project introduction</w:t>
+            </w:r>
+          </w:p>
+          <w:p>
+            <w:pPr>
+              <w:pStyle w:val="Normal"/>
+              <w:widowControl/>
+              <w:suppressAutoHyphens w:val="true"/>
+              <w:spacing w:lineRule="auto" w:line="240" w:before="0" w:after="0"/>
+              <w:jc w:val="left"/>
+              <w:rPr>
+                <w:rFonts w:ascii="Calibri" w:hAnsi="Calibri" w:eastAsia="Calibri" w:cs=""/>
+                <w:kern w:val="0"/>
+                <w:sz w:val="22"/>
+                <w:szCs w:val="22"/>
+                <w:lang w:val="en-US" w:eastAsia="en-US" w:bidi="ar-SA"/>
+              </w:rPr>
+            </w:pPr>
+            <w:r>
+              <w:rPr>
+                <w:rFonts w:eastAsia="Calibri" w:cs=""/>
+                <w:kern w:val="0"/>
+                <w:sz w:val="22"/>
+                <w:szCs w:val="22"/>
+                <w:lang w:val="en-US" w:eastAsia="en-US" w:bidi="ar-SA"/>
+              </w:rPr>
+              <w:t>page</w:t>
             </w:r>
           </w:p>
         </w:tc>
@@ -1110,24 +1063,26 @@
             <w:pPr>
               <w:pStyle w:val="Normal"/>
               <w:widowControl/>
-              <w:spacing w:lineRule="auto" w:line="240" w:before="0" w:after="0"/>
-              <w:jc w:val="left"/>
-              <w:rPr>
-                <w:rFonts w:ascii="Calibri" w:hAnsi="Calibri" w:eastAsia="Calibri" w:cs=""/>
-                <w:kern w:val="0"/>
-                <w:sz w:val="22"/>
-                <w:szCs w:val="22"/>
-                <w:lang w:val="en-US" w:eastAsia="en-US" w:bidi="ar-SA"/>
-              </w:rPr>
-            </w:pPr>
-            <w:r>
-              <w:rPr>
-                <w:rFonts w:eastAsia="Calibri" w:cs=""/>
-                <w:kern w:val="0"/>
-                <w:sz w:val="22"/>
-                <w:szCs w:val="22"/>
-                <w:lang w:val="en-US" w:eastAsia="en-US" w:bidi="ar-SA"/>
-              </w:rPr>
+              <w:suppressAutoHyphens w:val="true"/>
+              <w:spacing w:lineRule="auto" w:line="240" w:before="0" w:after="0"/>
+              <w:jc w:val="left"/>
+              <w:rPr>
+                <w:rFonts w:ascii="Calibri" w:hAnsi="Calibri" w:eastAsia="Calibri" w:cs=""/>
+                <w:kern w:val="0"/>
+                <w:sz w:val="22"/>
+                <w:szCs w:val="22"/>
+                <w:lang w:val="en-US" w:eastAsia="en-US" w:bidi="ar-SA"/>
+              </w:rPr>
+            </w:pPr>
+            <w:r>
+              <w:rPr>
+                <w:rFonts w:eastAsia="Calibri" w:cs=""/>
+                <w:kern w:val="0"/>
+                <w:sz w:val="22"/>
+                <w:szCs w:val="22"/>
+                <w:lang w:val="en-US" w:eastAsia="en-US" w:bidi="ar-SA"/>
+              </w:rPr>
+              <w:t>09/25/26</w:t>
             </w:r>
           </w:p>
         </w:tc>
@@ -1140,84 +1095,90 @@
             <w:pPr>
               <w:pStyle w:val="Normal"/>
               <w:widowControl/>
-              <w:spacing w:lineRule="auto" w:line="240" w:before="0" w:after="0"/>
-              <w:jc w:val="left"/>
-              <w:rPr>
-                <w:rFonts w:ascii="Calibri" w:hAnsi="Calibri" w:eastAsia="Calibri" w:cs=""/>
-                <w:kern w:val="0"/>
-                <w:sz w:val="22"/>
-                <w:szCs w:val="22"/>
-                <w:lang w:val="en-US" w:eastAsia="en-US" w:bidi="ar-SA"/>
-              </w:rPr>
-            </w:pPr>
-            <w:r>
-              <w:rPr>
-                <w:rFonts w:eastAsia="Calibri" w:cs=""/>
-                <w:kern w:val="0"/>
-                <w:sz w:val="22"/>
-                <w:szCs w:val="22"/>
-                <w:lang w:val="en-US" w:eastAsia="en-US" w:bidi="ar-SA"/>
-              </w:rPr>
-            </w:r>
-          </w:p>
-        </w:tc>
-        <w:tc>
-          <w:tcPr>
-            <w:tcW w:w="1634" w:type="dxa"/>
-            <w:tcBorders/>
-          </w:tcPr>
-          <w:p>
-            <w:pPr>
-              <w:pStyle w:val="Normal"/>
-              <w:widowControl/>
-              <w:spacing w:lineRule="auto" w:line="240" w:before="0" w:after="0"/>
-              <w:jc w:val="left"/>
-              <w:rPr>
-                <w:rFonts w:ascii="Calibri" w:hAnsi="Calibri" w:eastAsia="Calibri" w:cs=""/>
-                <w:kern w:val="0"/>
-                <w:sz w:val="22"/>
-                <w:szCs w:val="22"/>
-                <w:lang w:val="en-US" w:eastAsia="en-US" w:bidi="ar-SA"/>
-              </w:rPr>
-            </w:pPr>
-            <w:r>
-              <w:rPr>
-                <w:rFonts w:eastAsia="Calibri" w:cs=""/>
-                <w:kern w:val="0"/>
-                <w:sz w:val="22"/>
-                <w:szCs w:val="22"/>
-                <w:lang w:val="en-US" w:eastAsia="en-US" w:bidi="ar-SA"/>
-              </w:rPr>
-            </w:r>
-          </w:p>
-        </w:tc>
-        <w:tc>
-          <w:tcPr>
-            <w:tcW w:w="1512" w:type="dxa"/>
-            <w:tcBorders/>
-          </w:tcPr>
-          <w:p>
-            <w:pPr>
-              <w:pStyle w:val="Normal"/>
-              <w:widowControl/>
-              <w:spacing w:lineRule="auto" w:line="240" w:before="0" w:after="0"/>
-              <w:jc w:val="left"/>
-              <w:rPr>
-                <w:rFonts w:ascii="Calibri" w:hAnsi="Calibri" w:eastAsia="Calibri" w:cs=""/>
-                <w:kern w:val="0"/>
-                <w:sz w:val="22"/>
-                <w:szCs w:val="22"/>
-                <w:lang w:val="en-US" w:eastAsia="en-US" w:bidi="ar-SA"/>
-              </w:rPr>
-            </w:pPr>
-            <w:r>
-              <w:rPr>
-                <w:rFonts w:eastAsia="Calibri" w:cs=""/>
-                <w:kern w:val="0"/>
-                <w:sz w:val="22"/>
-                <w:szCs w:val="22"/>
-                <w:lang w:val="en-US" w:eastAsia="en-US" w:bidi="ar-SA"/>
-              </w:rPr>
+              <w:suppressAutoHyphens w:val="true"/>
+              <w:spacing w:lineRule="auto" w:line="240" w:before="0" w:after="0"/>
+              <w:jc w:val="left"/>
+              <w:rPr>
+                <w:rFonts w:ascii="Calibri" w:hAnsi="Calibri" w:eastAsia="Calibri" w:cs=""/>
+                <w:kern w:val="0"/>
+                <w:sz w:val="22"/>
+                <w:szCs w:val="22"/>
+                <w:lang w:val="en-US" w:eastAsia="en-US" w:bidi="ar-SA"/>
+              </w:rPr>
+            </w:pPr>
+            <w:r>
+              <w:rPr>
+                <w:rFonts w:eastAsia="Calibri" w:cs=""/>
+                <w:kern w:val="0"/>
+                <w:sz w:val="22"/>
+                <w:szCs w:val="22"/>
+                <w:lang w:val="en-US" w:eastAsia="en-US" w:bidi="ar-SA"/>
+              </w:rPr>
+              <w:t>15:04</w:t>
+            </w:r>
+          </w:p>
+        </w:tc>
+        <w:tc>
+          <w:tcPr>
+            <w:tcW w:w="1633" w:type="dxa"/>
+            <w:tcBorders/>
+          </w:tcPr>
+          <w:p>
+            <w:pPr>
+              <w:pStyle w:val="Normal"/>
+              <w:widowControl/>
+              <w:suppressAutoHyphens w:val="true"/>
+              <w:spacing w:lineRule="auto" w:line="240" w:before="0" w:after="0"/>
+              <w:jc w:val="left"/>
+              <w:rPr>
+                <w:rFonts w:ascii="Calibri" w:hAnsi="Calibri" w:eastAsia="Calibri" w:cs=""/>
+                <w:kern w:val="0"/>
+                <w:sz w:val="22"/>
+                <w:szCs w:val="22"/>
+                <w:lang w:val="en-US" w:eastAsia="en-US" w:bidi="ar-SA"/>
+              </w:rPr>
+            </w:pPr>
+            <w:r>
+              <w:rPr>
+                <w:rFonts w:eastAsia="Calibri" w:cs=""/>
+                <w:kern w:val="0"/>
+                <w:sz w:val="22"/>
+                <w:szCs w:val="22"/>
+                <w:lang w:val="en-US" w:eastAsia="en-US" w:bidi="ar-SA"/>
+              </w:rPr>
+              <w:t>15:55</w:t>
+            </w:r>
+          </w:p>
+        </w:tc>
+        <w:tc>
+          <w:tcPr>
+            <w:tcW w:w="1513" w:type="dxa"/>
+            <w:tcBorders/>
+          </w:tcPr>
+          <w:p>
+            <w:pPr>
+              <w:pStyle w:val="Normal"/>
+              <w:widowControl/>
+              <w:suppressAutoHyphens w:val="true"/>
+              <w:spacing w:lineRule="auto" w:line="240" w:before="0" w:after="0"/>
+              <w:jc w:val="left"/>
+              <w:rPr>
+                <w:rFonts w:ascii="Calibri" w:hAnsi="Calibri" w:eastAsia="Calibri" w:cs=""/>
+                <w:kern w:val="0"/>
+                <w:sz w:val="22"/>
+                <w:szCs w:val="22"/>
+                <w:lang w:val="en-US" w:eastAsia="en-US" w:bidi="ar-SA"/>
+              </w:rPr>
+            </w:pPr>
+            <w:r>
+              <w:rPr>
+                <w:rFonts w:eastAsia="Calibri" w:cs=""/>
+                <w:kern w:val="0"/>
+                <w:sz w:val="22"/>
+                <w:szCs w:val="22"/>
+                <w:lang w:val="en-US" w:eastAsia="en-US" w:bidi="ar-SA"/>
+              </w:rPr>
+              <w:t>49 min</w:t>
             </w:r>
           </w:p>
         </w:tc>
@@ -1233,6 +1194,7 @@
             <w:pPr>
               <w:pStyle w:val="Normal"/>
               <w:widowControl/>
+              <w:suppressAutoHyphens w:val="true"/>
               <w:spacing w:lineRule="auto" w:line="240" w:before="0" w:after="0"/>
               <w:jc w:val="left"/>
               <w:rPr>
@@ -1263,24 +1225,26 @@
             <w:pPr>
               <w:pStyle w:val="Normal"/>
               <w:widowControl/>
-              <w:spacing w:lineRule="auto" w:line="240" w:before="0" w:after="0"/>
-              <w:jc w:val="left"/>
-              <w:rPr>
-                <w:rFonts w:ascii="Calibri" w:hAnsi="Calibri" w:eastAsia="Calibri" w:cs=""/>
-                <w:kern w:val="0"/>
-                <w:sz w:val="22"/>
-                <w:szCs w:val="22"/>
-                <w:lang w:val="en-US" w:eastAsia="en-US" w:bidi="ar-SA"/>
-              </w:rPr>
-            </w:pPr>
-            <w:r>
-              <w:rPr>
-                <w:rFonts w:eastAsia="Calibri" w:cs=""/>
-                <w:kern w:val="0"/>
-                <w:sz w:val="22"/>
-                <w:szCs w:val="22"/>
-                <w:lang w:val="en-US" w:eastAsia="en-US" w:bidi="ar-SA"/>
-              </w:rPr>
+              <w:suppressAutoHyphens w:val="true"/>
+              <w:spacing w:lineRule="auto" w:line="240" w:before="0" w:after="0"/>
+              <w:jc w:val="left"/>
+              <w:rPr>
+                <w:rFonts w:ascii="Calibri" w:hAnsi="Calibri" w:eastAsia="Calibri" w:cs=""/>
+                <w:kern w:val="0"/>
+                <w:sz w:val="22"/>
+                <w:szCs w:val="22"/>
+                <w:lang w:val="en-US" w:eastAsia="en-US" w:bidi="ar-SA"/>
+              </w:rPr>
+            </w:pPr>
+            <w:r>
+              <w:rPr>
+                <w:rFonts w:eastAsia="Calibri" w:cs=""/>
+                <w:kern w:val="0"/>
+                <w:sz w:val="22"/>
+                <w:szCs w:val="22"/>
+                <w:lang w:val="en-US" w:eastAsia="en-US" w:bidi="ar-SA"/>
+              </w:rPr>
+              <w:t>Client meeting</w:t>
             </w:r>
           </w:p>
         </w:tc>
@@ -1293,24 +1257,26 @@
             <w:pPr>
               <w:pStyle w:val="Normal"/>
               <w:widowControl/>
-              <w:spacing w:lineRule="auto" w:line="240" w:before="0" w:after="0"/>
-              <w:jc w:val="left"/>
-              <w:rPr>
-                <w:rFonts w:ascii="Calibri" w:hAnsi="Calibri" w:eastAsia="Calibri" w:cs=""/>
-                <w:kern w:val="0"/>
-                <w:sz w:val="22"/>
-                <w:szCs w:val="22"/>
-                <w:lang w:val="en-US" w:eastAsia="en-US" w:bidi="ar-SA"/>
-              </w:rPr>
-            </w:pPr>
-            <w:r>
-              <w:rPr>
-                <w:rFonts w:eastAsia="Calibri" w:cs=""/>
-                <w:kern w:val="0"/>
-                <w:sz w:val="22"/>
-                <w:szCs w:val="22"/>
-                <w:lang w:val="en-US" w:eastAsia="en-US" w:bidi="ar-SA"/>
-              </w:rPr>
+              <w:suppressAutoHyphens w:val="true"/>
+              <w:spacing w:lineRule="auto" w:line="240" w:before="0" w:after="0"/>
+              <w:jc w:val="left"/>
+              <w:rPr>
+                <w:rFonts w:ascii="Calibri" w:hAnsi="Calibri" w:eastAsia="Calibri" w:cs=""/>
+                <w:kern w:val="0"/>
+                <w:sz w:val="22"/>
+                <w:szCs w:val="22"/>
+                <w:lang w:val="en-US" w:eastAsia="en-US" w:bidi="ar-SA"/>
+              </w:rPr>
+            </w:pPr>
+            <w:r>
+              <w:rPr>
+                <w:rFonts w:eastAsia="Calibri" w:cs=""/>
+                <w:kern w:val="0"/>
+                <w:sz w:val="22"/>
+                <w:szCs w:val="22"/>
+                <w:lang w:val="en-US" w:eastAsia="en-US" w:bidi="ar-SA"/>
+              </w:rPr>
+              <w:t>09/25/26</w:t>
             </w:r>
           </w:p>
         </w:tc>
@@ -1323,90 +1289,98 @@
             <w:pPr>
               <w:pStyle w:val="Normal"/>
               <w:widowControl/>
-              <w:spacing w:lineRule="auto" w:line="240" w:before="0" w:after="0"/>
-              <w:jc w:val="left"/>
-              <w:rPr>
-                <w:rFonts w:ascii="Calibri" w:hAnsi="Calibri" w:eastAsia="Calibri" w:cs=""/>
-                <w:kern w:val="0"/>
-                <w:sz w:val="22"/>
-                <w:szCs w:val="22"/>
-                <w:lang w:val="en-US" w:eastAsia="en-US" w:bidi="ar-SA"/>
-              </w:rPr>
-            </w:pPr>
-            <w:r>
-              <w:rPr>
-                <w:rFonts w:eastAsia="Calibri" w:cs=""/>
-                <w:kern w:val="0"/>
-                <w:sz w:val="22"/>
-                <w:szCs w:val="22"/>
-                <w:lang w:val="en-US" w:eastAsia="en-US" w:bidi="ar-SA"/>
-              </w:rPr>
-            </w:r>
-          </w:p>
-        </w:tc>
-        <w:tc>
-          <w:tcPr>
-            <w:tcW w:w="1634" w:type="dxa"/>
-            <w:tcBorders/>
-          </w:tcPr>
-          <w:p>
-            <w:pPr>
-              <w:pStyle w:val="Normal"/>
-              <w:widowControl/>
-              <w:spacing w:lineRule="auto" w:line="240" w:before="0" w:after="0"/>
-              <w:jc w:val="left"/>
-              <w:rPr>
-                <w:rFonts w:ascii="Calibri" w:hAnsi="Calibri" w:eastAsia="Calibri" w:cs=""/>
-                <w:kern w:val="0"/>
-                <w:sz w:val="22"/>
-                <w:szCs w:val="22"/>
-                <w:lang w:val="en-US" w:eastAsia="en-US" w:bidi="ar-SA"/>
-              </w:rPr>
-            </w:pPr>
-            <w:r>
-              <w:rPr>
-                <w:rFonts w:eastAsia="Calibri" w:cs=""/>
-                <w:kern w:val="0"/>
-                <w:sz w:val="22"/>
-                <w:szCs w:val="22"/>
-                <w:lang w:val="en-US" w:eastAsia="en-US" w:bidi="ar-SA"/>
-              </w:rPr>
-            </w:r>
-          </w:p>
-        </w:tc>
-        <w:tc>
-          <w:tcPr>
-            <w:tcW w:w="1512" w:type="dxa"/>
-            <w:tcBorders/>
-          </w:tcPr>
-          <w:p>
-            <w:pPr>
-              <w:pStyle w:val="Normal"/>
-              <w:widowControl/>
-              <w:spacing w:lineRule="auto" w:line="240" w:before="0" w:after="0"/>
-              <w:jc w:val="left"/>
-              <w:rPr>
-                <w:rFonts w:ascii="Calibri" w:hAnsi="Calibri" w:eastAsia="Calibri" w:cs=""/>
-                <w:kern w:val="0"/>
-                <w:sz w:val="22"/>
-                <w:szCs w:val="22"/>
-                <w:lang w:val="en-US" w:eastAsia="en-US" w:bidi="ar-SA"/>
-              </w:rPr>
-            </w:pPr>
-            <w:r>
-              <w:rPr>
-                <w:rFonts w:eastAsia="Calibri" w:cs=""/>
-                <w:kern w:val="0"/>
-                <w:sz w:val="22"/>
-                <w:szCs w:val="22"/>
-                <w:lang w:val="en-US" w:eastAsia="en-US" w:bidi="ar-SA"/>
-              </w:rPr>
+              <w:suppressAutoHyphens w:val="true"/>
+              <w:spacing w:lineRule="auto" w:line="240" w:before="0" w:after="0"/>
+              <w:jc w:val="left"/>
+              <w:rPr>
+                <w:rFonts w:ascii="Calibri" w:hAnsi="Calibri" w:eastAsia="Calibri" w:cs=""/>
+                <w:kern w:val="0"/>
+                <w:sz w:val="22"/>
+                <w:szCs w:val="22"/>
+                <w:lang w:val="en-US" w:eastAsia="en-US" w:bidi="ar-SA"/>
+              </w:rPr>
+            </w:pPr>
+            <w:r>
+              <w:rPr>
+                <w:rFonts w:eastAsia="Calibri" w:cs=""/>
+                <w:kern w:val="0"/>
+                <w:sz w:val="22"/>
+                <w:szCs w:val="22"/>
+                <w:lang w:val="en-US" w:eastAsia="en-US" w:bidi="ar-SA"/>
+              </w:rPr>
+              <w:t>12:30</w:t>
+            </w:r>
+          </w:p>
+        </w:tc>
+        <w:tc>
+          <w:tcPr>
+            <w:tcW w:w="1633" w:type="dxa"/>
+            <w:tcBorders/>
+          </w:tcPr>
+          <w:p>
+            <w:pPr>
+              <w:pStyle w:val="Normal"/>
+              <w:widowControl/>
+              <w:suppressAutoHyphens w:val="true"/>
+              <w:spacing w:lineRule="auto" w:line="240" w:before="0" w:after="0"/>
+              <w:jc w:val="left"/>
+              <w:rPr>
+                <w:rFonts w:ascii="Calibri" w:hAnsi="Calibri" w:eastAsia="Calibri" w:cs=""/>
+                <w:kern w:val="0"/>
+                <w:sz w:val="22"/>
+                <w:szCs w:val="22"/>
+                <w:lang w:val="en-US" w:eastAsia="en-US" w:bidi="ar-SA"/>
+              </w:rPr>
+            </w:pPr>
+            <w:r>
+              <w:rPr>
+                <w:rFonts w:eastAsia="Calibri" w:cs=""/>
+                <w:kern w:val="0"/>
+                <w:sz w:val="22"/>
+                <w:szCs w:val="22"/>
+                <w:lang w:val="en-US" w:eastAsia="en-US" w:bidi="ar-SA"/>
+              </w:rPr>
+              <w:t>13:10</w:t>
+            </w:r>
+          </w:p>
+        </w:tc>
+        <w:tc>
+          <w:tcPr>
+            <w:tcW w:w="1513" w:type="dxa"/>
+            <w:tcBorders/>
+          </w:tcPr>
+          <w:p>
+            <w:pPr>
+              <w:pStyle w:val="Normal"/>
+              <w:widowControl/>
+              <w:suppressAutoHyphens w:val="true"/>
+              <w:spacing w:lineRule="auto" w:line="240" w:before="0" w:after="0"/>
+              <w:jc w:val="left"/>
+              <w:rPr>
+                <w:rFonts w:ascii="Calibri" w:hAnsi="Calibri" w:eastAsia="Calibri" w:cs=""/>
+                <w:kern w:val="0"/>
+                <w:sz w:val="22"/>
+                <w:szCs w:val="22"/>
+                <w:lang w:val="en-US" w:eastAsia="en-US" w:bidi="ar-SA"/>
+              </w:rPr>
+            </w:pPr>
+            <w:r>
+              <w:rPr>
+                <w:rFonts w:eastAsia="Calibri" w:cs=""/>
+                <w:kern w:val="0"/>
+                <w:sz w:val="22"/>
+                <w:szCs w:val="22"/>
+                <w:lang w:val="en-US" w:eastAsia="en-US" w:bidi="ar-SA"/>
+              </w:rPr>
+              <w:t>40 min</w:t>
             </w:r>
           </w:p>
         </w:tc>
       </w:tr>
       <w:tr>
-        <w:trPr/>
+        <w:trPr>
+          <w:trHeight w:val="1244" w:hRule="atLeast"/>
+        </w:trPr>
         <w:tc>
           <w:tcPr>
             <w:tcW w:w="1819" w:type="dxa"/>
@@ -1416,6 +1390,7 @@
             <w:pPr>
               <w:pStyle w:val="Normal"/>
               <w:widowControl/>
+              <w:suppressAutoHyphens w:val="true"/>
               <w:spacing w:lineRule="auto" w:line="240" w:before="0" w:after="0"/>
               <w:jc w:val="left"/>
               <w:rPr>
@@ -1446,24 +1421,28 @@
             <w:pPr>
               <w:pStyle w:val="Normal"/>
               <w:widowControl/>
-              <w:spacing w:lineRule="auto" w:line="240" w:before="0" w:after="0"/>
-              <w:jc w:val="left"/>
-              <w:rPr>
-                <w:rFonts w:ascii="Calibri" w:hAnsi="Calibri" w:eastAsia="Calibri" w:cs=""/>
-                <w:kern w:val="0"/>
-                <w:sz w:val="22"/>
-                <w:szCs w:val="22"/>
-                <w:lang w:val="en-US" w:eastAsia="en-US" w:bidi="ar-SA"/>
-              </w:rPr>
-            </w:pPr>
-            <w:r>
-              <w:rPr>
-                <w:rFonts w:eastAsia="Calibri" w:cs=""/>
-                <w:kern w:val="0"/>
-                <w:sz w:val="22"/>
-                <w:szCs w:val="22"/>
-                <w:lang w:val="en-US" w:eastAsia="en-US" w:bidi="ar-SA"/>
-              </w:rPr>
+              <w:suppressAutoHyphens w:val="true"/>
+              <w:spacing w:lineRule="auto" w:line="240" w:before="0" w:after="0"/>
+              <w:jc w:val="left"/>
+              <w:rPr>
+                <w:rFonts w:ascii="Calibri" w:hAnsi="Calibri" w:eastAsia="Calibri" w:cs=""/>
+                <w:kern w:val="0"/>
+                <w:sz w:val="22"/>
+                <w:szCs w:val="22"/>
+                <w:lang w:val="en-US" w:eastAsia="en-US" w:bidi="ar-SA"/>
+              </w:rPr>
+            </w:pPr>
+            <w:r>
+              <w:rPr>
+                <w:rFonts w:eastAsia="Calibri" w:cs=""/>
+                <w:kern w:val="0"/>
+                <w:sz w:val="22"/>
+                <w:szCs w:val="22"/>
+                <w:lang w:val="en-US" w:eastAsia="en-US" w:bidi="ar-SA"/>
+              </w:rPr>
+              <w:t>Schedule conflicts problem</w:t>
+              <w:br/>
+              <w:t>research</w:t>
             </w:r>
           </w:p>
         </w:tc>
@@ -1476,24 +1455,26 @@
             <w:pPr>
               <w:pStyle w:val="Normal"/>
               <w:widowControl/>
-              <w:spacing w:lineRule="auto" w:line="240" w:before="0" w:after="0"/>
-              <w:jc w:val="left"/>
-              <w:rPr>
-                <w:rFonts w:ascii="Calibri" w:hAnsi="Calibri" w:eastAsia="Calibri" w:cs=""/>
-                <w:kern w:val="0"/>
-                <w:sz w:val="22"/>
-                <w:szCs w:val="22"/>
-                <w:lang w:val="en-US" w:eastAsia="en-US" w:bidi="ar-SA"/>
-              </w:rPr>
-            </w:pPr>
-            <w:r>
-              <w:rPr>
-                <w:rFonts w:eastAsia="Calibri" w:cs=""/>
-                <w:kern w:val="0"/>
-                <w:sz w:val="22"/>
-                <w:szCs w:val="22"/>
-                <w:lang w:val="en-US" w:eastAsia="en-US" w:bidi="ar-SA"/>
-              </w:rPr>
+              <w:suppressAutoHyphens w:val="true"/>
+              <w:spacing w:lineRule="auto" w:line="240" w:before="0" w:after="0"/>
+              <w:jc w:val="left"/>
+              <w:rPr>
+                <w:rFonts w:ascii="Calibri" w:hAnsi="Calibri" w:eastAsia="Calibri" w:cs=""/>
+                <w:kern w:val="0"/>
+                <w:sz w:val="22"/>
+                <w:szCs w:val="22"/>
+                <w:lang w:val="en-US" w:eastAsia="en-US" w:bidi="ar-SA"/>
+              </w:rPr>
+            </w:pPr>
+            <w:r>
+              <w:rPr>
+                <w:rFonts w:eastAsia="Calibri" w:cs=""/>
+                <w:kern w:val="0"/>
+                <w:sz w:val="22"/>
+                <w:szCs w:val="22"/>
+                <w:lang w:val="en-US" w:eastAsia="en-US" w:bidi="ar-SA"/>
+              </w:rPr>
+              <w:t>09/26/26</w:t>
             </w:r>
           </w:p>
         </w:tc>
@@ -1506,66 +1487,504 @@
             <w:pPr>
               <w:pStyle w:val="Normal"/>
               <w:widowControl/>
-              <w:spacing w:lineRule="auto" w:line="240" w:before="0" w:after="0"/>
-              <w:jc w:val="left"/>
-              <w:rPr>
-                <w:rFonts w:ascii="Calibri" w:hAnsi="Calibri" w:eastAsia="Calibri" w:cs=""/>
-                <w:kern w:val="0"/>
-                <w:sz w:val="22"/>
-                <w:szCs w:val="22"/>
-                <w:lang w:val="en-US" w:eastAsia="en-US" w:bidi="ar-SA"/>
-              </w:rPr>
-            </w:pPr>
-            <w:r>
-              <w:rPr>
-                <w:rFonts w:eastAsia="Calibri" w:cs=""/>
-                <w:kern w:val="0"/>
-                <w:sz w:val="22"/>
-                <w:szCs w:val="22"/>
-                <w:lang w:val="en-US" w:eastAsia="en-US" w:bidi="ar-SA"/>
-              </w:rPr>
-            </w:r>
-          </w:p>
-        </w:tc>
-        <w:tc>
-          <w:tcPr>
-            <w:tcW w:w="1634" w:type="dxa"/>
-            <w:tcBorders/>
-          </w:tcPr>
-          <w:p>
-            <w:pPr>
-              <w:pStyle w:val="Normal"/>
-              <w:widowControl/>
-              <w:spacing w:lineRule="auto" w:line="240" w:before="0" w:after="0"/>
-              <w:jc w:val="left"/>
-              <w:rPr>
-                <w:rFonts w:ascii="Calibri" w:hAnsi="Calibri" w:eastAsia="Calibri" w:cs=""/>
-                <w:kern w:val="0"/>
-                <w:sz w:val="22"/>
-                <w:szCs w:val="22"/>
-                <w:lang w:val="en-US" w:eastAsia="en-US" w:bidi="ar-SA"/>
-              </w:rPr>
-            </w:pPr>
-            <w:r>
-              <w:rPr>
-                <w:rFonts w:eastAsia="Calibri" w:cs=""/>
-                <w:kern w:val="0"/>
-                <w:sz w:val="22"/>
-                <w:szCs w:val="22"/>
-                <w:lang w:val="en-US" w:eastAsia="en-US" w:bidi="ar-SA"/>
-              </w:rPr>
-            </w:r>
-          </w:p>
-        </w:tc>
-        <w:tc>
-          <w:tcPr>
-            <w:tcW w:w="1512" w:type="dxa"/>
-            <w:tcBorders/>
-          </w:tcPr>
-          <w:p>
-            <w:pPr>
-              <w:pStyle w:val="Normal"/>
-              <w:widowControl/>
+              <w:suppressAutoHyphens w:val="true"/>
+              <w:spacing w:lineRule="auto" w:line="240" w:before="0" w:after="0"/>
+              <w:jc w:val="left"/>
+              <w:rPr>
+                <w:rFonts w:ascii="Calibri" w:hAnsi="Calibri" w:eastAsia="Calibri" w:cs=""/>
+                <w:kern w:val="0"/>
+                <w:sz w:val="22"/>
+                <w:szCs w:val="22"/>
+                <w:lang w:val="en-US" w:eastAsia="en-US" w:bidi="ar-SA"/>
+              </w:rPr>
+            </w:pPr>
+            <w:r>
+              <w:rPr>
+                <w:rFonts w:eastAsia="Calibri" w:cs=""/>
+                <w:kern w:val="0"/>
+                <w:sz w:val="22"/>
+                <w:szCs w:val="22"/>
+                <w:lang w:val="en-US" w:eastAsia="en-US" w:bidi="ar-SA"/>
+              </w:rPr>
+              <w:t>14:00</w:t>
+            </w:r>
+          </w:p>
+        </w:tc>
+        <w:tc>
+          <w:tcPr>
+            <w:tcW w:w="1633" w:type="dxa"/>
+            <w:tcBorders/>
+          </w:tcPr>
+          <w:p>
+            <w:pPr>
+              <w:pStyle w:val="Normal"/>
+              <w:widowControl/>
+              <w:suppressAutoHyphens w:val="true"/>
+              <w:spacing w:lineRule="auto" w:line="240" w:before="0" w:after="0"/>
+              <w:jc w:val="left"/>
+              <w:rPr>
+                <w:rFonts w:ascii="Calibri" w:hAnsi="Calibri" w:eastAsia="Calibri" w:cs=""/>
+                <w:kern w:val="0"/>
+                <w:sz w:val="22"/>
+                <w:szCs w:val="22"/>
+                <w:lang w:val="en-US" w:eastAsia="en-US" w:bidi="ar-SA"/>
+              </w:rPr>
+            </w:pPr>
+            <w:r>
+              <w:rPr>
+                <w:rFonts w:eastAsia="Calibri" w:cs=""/>
+                <w:kern w:val="0"/>
+                <w:sz w:val="22"/>
+                <w:szCs w:val="22"/>
+                <w:lang w:val="en-US" w:eastAsia="en-US" w:bidi="ar-SA"/>
+              </w:rPr>
+              <w:t>15:22</w:t>
+            </w:r>
+          </w:p>
+        </w:tc>
+        <w:tc>
+          <w:tcPr>
+            <w:tcW w:w="1513" w:type="dxa"/>
+            <w:tcBorders/>
+          </w:tcPr>
+          <w:p>
+            <w:pPr>
+              <w:pStyle w:val="Normal"/>
+              <w:widowControl/>
+              <w:suppressAutoHyphens w:val="true"/>
+              <w:spacing w:lineRule="auto" w:line="240" w:before="0" w:after="0"/>
+              <w:jc w:val="left"/>
+              <w:rPr>
+                <w:rFonts w:ascii="Calibri" w:hAnsi="Calibri" w:eastAsia="Calibri" w:cs=""/>
+                <w:kern w:val="0"/>
+                <w:sz w:val="22"/>
+                <w:szCs w:val="22"/>
+                <w:lang w:val="en-US" w:eastAsia="en-US" w:bidi="ar-SA"/>
+              </w:rPr>
+            </w:pPr>
+            <w:r>
+              <w:rPr>
+                <w:rFonts w:eastAsia="Calibri" w:cs=""/>
+                <w:kern w:val="0"/>
+                <w:sz w:val="22"/>
+                <w:szCs w:val="22"/>
+                <w:lang w:val="en-US" w:eastAsia="en-US" w:bidi="ar-SA"/>
+              </w:rPr>
+              <w:t>1 hour</w:t>
+            </w:r>
+          </w:p>
+          <w:p>
+            <w:pPr>
+              <w:pStyle w:val="Normal"/>
+              <w:widowControl/>
+              <w:suppressAutoHyphens w:val="true"/>
+              <w:spacing w:lineRule="auto" w:line="240" w:before="0" w:after="0"/>
+              <w:jc w:val="left"/>
+              <w:rPr>
+                <w:rFonts w:ascii="Calibri" w:hAnsi="Calibri" w:eastAsia="Calibri" w:cs=""/>
+                <w:kern w:val="0"/>
+                <w:sz w:val="22"/>
+                <w:szCs w:val="22"/>
+                <w:lang w:val="en-US" w:eastAsia="en-US" w:bidi="ar-SA"/>
+              </w:rPr>
+            </w:pPr>
+            <w:r>
+              <w:rPr>
+                <w:rFonts w:eastAsia="Calibri" w:cs=""/>
+                <w:kern w:val="0"/>
+                <w:sz w:val="22"/>
+                <w:szCs w:val="22"/>
+                <w:lang w:val="en-US" w:eastAsia="en-US" w:bidi="ar-SA"/>
+              </w:rPr>
+              <w:t>22 min</w:t>
+            </w:r>
+          </w:p>
+        </w:tc>
+      </w:tr>
+      <w:tr>
+        <w:trPr>
+          <w:trHeight w:val="1244" w:hRule="atLeast"/>
+        </w:trPr>
+        <w:tc>
+          <w:tcPr>
+            <w:tcW w:w="1819" w:type="dxa"/>
+            <w:tcBorders>
+              <w:top w:val="nil"/>
+            </w:tcBorders>
+          </w:tcPr>
+          <w:p>
+            <w:pPr>
+              <w:pStyle w:val="Normal"/>
+              <w:widowControl/>
+              <w:suppressAutoHyphens w:val="true"/>
+              <w:spacing w:lineRule="auto" w:line="240" w:before="0" w:after="0"/>
+              <w:jc w:val="left"/>
+              <w:rPr>
+                <w:rFonts w:ascii="Calibri" w:hAnsi="Calibri" w:eastAsia="Calibri" w:cs=""/>
+                <w:kern w:val="0"/>
+                <w:sz w:val="22"/>
+                <w:szCs w:val="22"/>
+                <w:lang w:val="en-US" w:eastAsia="en-US" w:bidi="ar-SA"/>
+              </w:rPr>
+            </w:pPr>
+            <w:r>
+              <w:rPr>
+                <w:rFonts w:eastAsia="Calibri" w:cs=""/>
+                <w:kern w:val="0"/>
+                <w:sz w:val="22"/>
+                <w:szCs w:val="22"/>
+                <w:lang w:val="en-US" w:eastAsia="en-US" w:bidi="ar-SA"/>
+              </w:rPr>
+            </w:r>
+          </w:p>
+        </w:tc>
+        <w:tc>
+          <w:tcPr>
+            <w:tcW w:w="1772" w:type="dxa"/>
+            <w:tcBorders>
+              <w:top w:val="nil"/>
+            </w:tcBorders>
+          </w:tcPr>
+          <w:p>
+            <w:pPr>
+              <w:pStyle w:val="Normal"/>
+              <w:widowControl/>
+              <w:suppressAutoHyphens w:val="true"/>
+              <w:spacing w:lineRule="auto" w:line="240" w:before="0" w:after="0"/>
+              <w:jc w:val="left"/>
+              <w:rPr>
+                <w:rFonts w:ascii="Calibri" w:hAnsi="Calibri" w:eastAsia="Calibri" w:cs=""/>
+                <w:kern w:val="0"/>
+                <w:sz w:val="22"/>
+                <w:szCs w:val="22"/>
+                <w:lang w:val="en-US" w:eastAsia="en-US" w:bidi="ar-SA"/>
+              </w:rPr>
+            </w:pPr>
+            <w:r>
+              <w:rPr>
+                <w:rFonts w:eastAsia="Calibri" w:cs=""/>
+                <w:kern w:val="0"/>
+                <w:sz w:val="22"/>
+                <w:szCs w:val="22"/>
+                <w:lang w:val="en-US" w:eastAsia="en-US" w:bidi="ar-SA"/>
+              </w:rPr>
+            </w:r>
+          </w:p>
+        </w:tc>
+        <w:tc>
+          <w:tcPr>
+            <w:tcW w:w="1323" w:type="dxa"/>
+            <w:tcBorders>
+              <w:top w:val="nil"/>
+            </w:tcBorders>
+          </w:tcPr>
+          <w:p>
+            <w:pPr>
+              <w:pStyle w:val="Normal"/>
+              <w:widowControl/>
+              <w:suppressAutoHyphens w:val="true"/>
+              <w:spacing w:lineRule="auto" w:line="240" w:before="0" w:after="0"/>
+              <w:jc w:val="left"/>
+              <w:rPr>
+                <w:rFonts w:ascii="Calibri" w:hAnsi="Calibri" w:eastAsia="Calibri" w:cs=""/>
+                <w:kern w:val="0"/>
+                <w:sz w:val="22"/>
+                <w:szCs w:val="22"/>
+                <w:lang w:val="en-US" w:eastAsia="en-US" w:bidi="ar-SA"/>
+              </w:rPr>
+            </w:pPr>
+            <w:r>
+              <w:rPr>
+                <w:rFonts w:eastAsia="Calibri" w:cs=""/>
+                <w:kern w:val="0"/>
+                <w:sz w:val="22"/>
+                <w:szCs w:val="22"/>
+                <w:lang w:val="en-US" w:eastAsia="en-US" w:bidi="ar-SA"/>
+              </w:rPr>
+            </w:r>
+          </w:p>
+        </w:tc>
+        <w:tc>
+          <w:tcPr>
+            <w:tcW w:w="1516" w:type="dxa"/>
+            <w:tcBorders>
+              <w:top w:val="nil"/>
+            </w:tcBorders>
+          </w:tcPr>
+          <w:p>
+            <w:pPr>
+              <w:pStyle w:val="Normal"/>
+              <w:widowControl/>
+              <w:suppressAutoHyphens w:val="true"/>
+              <w:spacing w:lineRule="auto" w:line="240" w:before="0" w:after="0"/>
+              <w:jc w:val="left"/>
+              <w:rPr>
+                <w:rFonts w:ascii="Calibri" w:hAnsi="Calibri" w:eastAsia="Calibri" w:cs=""/>
+                <w:kern w:val="0"/>
+                <w:sz w:val="22"/>
+                <w:szCs w:val="22"/>
+                <w:lang w:val="en-US" w:eastAsia="en-US" w:bidi="ar-SA"/>
+              </w:rPr>
+            </w:pPr>
+            <w:r>
+              <w:rPr>
+                <w:rFonts w:eastAsia="Calibri" w:cs=""/>
+                <w:kern w:val="0"/>
+                <w:sz w:val="22"/>
+                <w:szCs w:val="22"/>
+                <w:lang w:val="en-US" w:eastAsia="en-US" w:bidi="ar-SA"/>
+              </w:rPr>
+            </w:r>
+          </w:p>
+        </w:tc>
+        <w:tc>
+          <w:tcPr>
+            <w:tcW w:w="1633" w:type="dxa"/>
+            <w:tcBorders>
+              <w:top w:val="nil"/>
+            </w:tcBorders>
+          </w:tcPr>
+          <w:p>
+            <w:pPr>
+              <w:pStyle w:val="Normal"/>
+              <w:widowControl/>
+              <w:suppressAutoHyphens w:val="true"/>
+              <w:spacing w:lineRule="auto" w:line="240" w:before="0" w:after="0"/>
+              <w:jc w:val="left"/>
+              <w:rPr>
+                <w:rFonts w:ascii="Calibri" w:hAnsi="Calibri" w:eastAsia="Calibri" w:cs=""/>
+                <w:kern w:val="0"/>
+                <w:sz w:val="22"/>
+                <w:szCs w:val="22"/>
+                <w:lang w:val="en-US" w:eastAsia="en-US" w:bidi="ar-SA"/>
+              </w:rPr>
+            </w:pPr>
+            <w:r>
+              <w:rPr>
+                <w:rFonts w:eastAsia="Calibri" w:cs=""/>
+                <w:kern w:val="0"/>
+                <w:sz w:val="22"/>
+                <w:szCs w:val="22"/>
+                <w:lang w:val="en-US" w:eastAsia="en-US" w:bidi="ar-SA"/>
+              </w:rPr>
+            </w:r>
+          </w:p>
+        </w:tc>
+        <w:tc>
+          <w:tcPr>
+            <w:tcW w:w="1513" w:type="dxa"/>
+            <w:tcBorders>
+              <w:top w:val="nil"/>
+            </w:tcBorders>
+          </w:tcPr>
+          <w:p>
+            <w:pPr>
+              <w:pStyle w:val="Normal"/>
+              <w:widowControl/>
+              <w:suppressAutoHyphens w:val="true"/>
+              <w:spacing w:lineRule="auto" w:line="240" w:before="0" w:after="0"/>
+              <w:jc w:val="left"/>
+              <w:rPr>
+                <w:rFonts w:ascii="Calibri" w:hAnsi="Calibri" w:eastAsia="Calibri" w:cs=""/>
+                <w:kern w:val="0"/>
+                <w:sz w:val="22"/>
+                <w:szCs w:val="22"/>
+                <w:lang w:val="en-US" w:eastAsia="en-US" w:bidi="ar-SA"/>
+              </w:rPr>
+            </w:pPr>
+            <w:r>
+              <w:rPr>
+                <w:rFonts w:eastAsia="Calibri" w:cs=""/>
+                <w:kern w:val="0"/>
+                <w:sz w:val="22"/>
+                <w:szCs w:val="22"/>
+                <w:lang w:val="en-US" w:eastAsia="en-US" w:bidi="ar-SA"/>
+              </w:rPr>
+            </w:r>
+          </w:p>
+        </w:tc>
+      </w:tr>
+      <w:tr>
+        <w:trPr>
+          <w:trHeight w:val="1244" w:hRule="atLeast"/>
+        </w:trPr>
+        <w:tc>
+          <w:tcPr>
+            <w:tcW w:w="1819" w:type="dxa"/>
+            <w:tcBorders>
+              <w:top w:val="nil"/>
+            </w:tcBorders>
+          </w:tcPr>
+          <w:p>
+            <w:pPr>
+              <w:pStyle w:val="Normal"/>
+              <w:widowControl/>
+              <w:suppressAutoHyphens w:val="true"/>
+              <w:spacing w:lineRule="auto" w:line="240" w:before="0" w:after="0"/>
+              <w:jc w:val="left"/>
+              <w:rPr>
+                <w:rFonts w:ascii="Calibri" w:hAnsi="Calibri" w:eastAsia="Calibri" w:cs=""/>
+                <w:kern w:val="0"/>
+                <w:sz w:val="22"/>
+                <w:szCs w:val="22"/>
+                <w:lang w:val="en-US" w:eastAsia="en-US" w:bidi="ar-SA"/>
+              </w:rPr>
+            </w:pPr>
+            <w:r>
+              <w:rPr>
+                <w:rFonts w:eastAsia="Calibri" w:cs=""/>
+                <w:kern w:val="0"/>
+                <w:sz w:val="22"/>
+                <w:szCs w:val="22"/>
+                <w:lang w:val="en-US" w:eastAsia="en-US" w:bidi="ar-SA"/>
+              </w:rPr>
+            </w:r>
+          </w:p>
+        </w:tc>
+        <w:tc>
+          <w:tcPr>
+            <w:tcW w:w="1772" w:type="dxa"/>
+            <w:tcBorders>
+              <w:top w:val="nil"/>
+            </w:tcBorders>
+          </w:tcPr>
+          <w:p>
+            <w:pPr>
+              <w:pStyle w:val="Normal"/>
+              <w:widowControl/>
+              <w:suppressAutoHyphens w:val="true"/>
+              <w:spacing w:lineRule="auto" w:line="240" w:before="0" w:after="0"/>
+              <w:jc w:val="left"/>
+              <w:rPr>
+                <w:rFonts w:ascii="Calibri" w:hAnsi="Calibri" w:eastAsia="Calibri" w:cs=""/>
+                <w:kern w:val="0"/>
+                <w:sz w:val="22"/>
+                <w:szCs w:val="22"/>
+                <w:lang w:val="en-US" w:eastAsia="en-US" w:bidi="ar-SA"/>
+              </w:rPr>
+            </w:pPr>
+            <w:r>
+              <w:rPr>
+                <w:rFonts w:eastAsia="Calibri" w:cs=""/>
+                <w:kern w:val="0"/>
+                <w:sz w:val="22"/>
+                <w:szCs w:val="22"/>
+                <w:lang w:val="en-US" w:eastAsia="en-US" w:bidi="ar-SA"/>
+              </w:rPr>
+            </w:r>
+          </w:p>
+        </w:tc>
+        <w:tc>
+          <w:tcPr>
+            <w:tcW w:w="1323" w:type="dxa"/>
+            <w:tcBorders>
+              <w:top w:val="nil"/>
+            </w:tcBorders>
+          </w:tcPr>
+          <w:p>
+            <w:pPr>
+              <w:pStyle w:val="Normal"/>
+              <w:widowControl/>
+              <w:suppressAutoHyphens w:val="true"/>
+              <w:spacing w:lineRule="auto" w:line="240" w:before="0" w:after="0"/>
+              <w:jc w:val="left"/>
+              <w:rPr>
+                <w:rFonts w:ascii="Calibri" w:hAnsi="Calibri" w:eastAsia="Calibri" w:cs=""/>
+                <w:kern w:val="0"/>
+                <w:sz w:val="22"/>
+                <w:szCs w:val="22"/>
+                <w:lang w:val="en-US" w:eastAsia="en-US" w:bidi="ar-SA"/>
+              </w:rPr>
+            </w:pPr>
+            <w:r>
+              <w:rPr>
+                <w:rFonts w:eastAsia="Calibri" w:cs=""/>
+                <w:kern w:val="0"/>
+                <w:sz w:val="22"/>
+                <w:szCs w:val="22"/>
+                <w:lang w:val="en-US" w:eastAsia="en-US" w:bidi="ar-SA"/>
+              </w:rPr>
+            </w:r>
+          </w:p>
+        </w:tc>
+        <w:tc>
+          <w:tcPr>
+            <w:tcW w:w="1516" w:type="dxa"/>
+            <w:tcBorders>
+              <w:top w:val="nil"/>
+            </w:tcBorders>
+          </w:tcPr>
+          <w:p>
+            <w:pPr>
+              <w:pStyle w:val="Normal"/>
+              <w:widowControl/>
+              <w:suppressAutoHyphens w:val="true"/>
+              <w:spacing w:lineRule="auto" w:line="240" w:before="0" w:after="0"/>
+              <w:jc w:val="left"/>
+              <w:rPr>
+                <w:rFonts w:ascii="Calibri" w:hAnsi="Calibri" w:eastAsia="Calibri" w:cs=""/>
+                <w:kern w:val="0"/>
+                <w:sz w:val="22"/>
+                <w:szCs w:val="22"/>
+                <w:lang w:val="en-US" w:eastAsia="en-US" w:bidi="ar-SA"/>
+              </w:rPr>
+            </w:pPr>
+            <w:r>
+              <w:rPr>
+                <w:rFonts w:eastAsia="Calibri" w:cs=""/>
+                <w:kern w:val="0"/>
+                <w:sz w:val="22"/>
+                <w:szCs w:val="22"/>
+                <w:lang w:val="en-US" w:eastAsia="en-US" w:bidi="ar-SA"/>
+              </w:rPr>
+            </w:r>
+          </w:p>
+        </w:tc>
+        <w:tc>
+          <w:tcPr>
+            <w:tcW w:w="1633" w:type="dxa"/>
+            <w:tcBorders>
+              <w:top w:val="nil"/>
+            </w:tcBorders>
+          </w:tcPr>
+          <w:p>
+            <w:pPr>
+              <w:pStyle w:val="Normal"/>
+              <w:widowControl/>
+              <w:suppressAutoHyphens w:val="true"/>
+              <w:spacing w:lineRule="auto" w:line="240" w:before="0" w:after="0"/>
+              <w:jc w:val="left"/>
+              <w:rPr>
+                <w:rFonts w:ascii="Calibri" w:hAnsi="Calibri" w:eastAsia="Calibri" w:cs=""/>
+                <w:kern w:val="0"/>
+                <w:sz w:val="22"/>
+                <w:szCs w:val="22"/>
+                <w:lang w:val="en-US" w:eastAsia="en-US" w:bidi="ar-SA"/>
+              </w:rPr>
+            </w:pPr>
+            <w:r>
+              <w:rPr>
+                <w:rFonts w:eastAsia="Calibri" w:cs=""/>
+                <w:kern w:val="0"/>
+                <w:sz w:val="22"/>
+                <w:szCs w:val="22"/>
+                <w:lang w:val="en-US" w:eastAsia="en-US" w:bidi="ar-SA"/>
+              </w:rPr>
+            </w:r>
+          </w:p>
+        </w:tc>
+        <w:tc>
+          <w:tcPr>
+            <w:tcW w:w="1513" w:type="dxa"/>
+            <w:tcBorders>
+              <w:top w:val="nil"/>
+            </w:tcBorders>
+          </w:tcPr>
+          <w:p>
+            <w:pPr>
+              <w:pStyle w:val="Normal"/>
+              <w:widowControl/>
+              <w:suppressAutoHyphens w:val="true"/>
               <w:spacing w:lineRule="auto" w:line="240" w:before="0" w:after="0"/>
               <w:jc w:val="left"/>
               <w:rPr>
@@ -2016,6 +2435,7 @@
     <w:rsid w:val="00562690"/>
     <w:pPr>
       <w:widowControl/>
+      <w:suppressAutoHyphens w:val="true"/>
       <w:bidi w:val="0"/>
       <w:spacing w:lineRule="auto" w:line="276" w:before="0" w:after="200"/>
       <w:jc w:val="left"/>

--- a/Reports, Logs & Evaluations/Time Logs/Kustov/Time Log.docx
+++ b/Reports, Logs & Evaluations/Time Logs/Kustov/Time Log.docx
@@ -65,8 +65,8 @@
         <w:gridCol w:w="1772"/>
         <w:gridCol w:w="1323"/>
         <w:gridCol w:w="1516"/>
-        <w:gridCol w:w="1633"/>
-        <w:gridCol w:w="1513"/>
+        <w:gridCol w:w="1632"/>
+        <w:gridCol w:w="1514"/>
       </w:tblGrid>
       <w:tr>
         <w:trPr/>
@@ -200,7 +200,7 @@
         </w:tc>
         <w:tc>
           <w:tcPr>
-            <w:tcW w:w="1633" w:type="dxa"/>
+            <w:tcW w:w="1632" w:type="dxa"/>
             <w:tcBorders/>
           </w:tcPr>
           <w:p>
@@ -232,7 +232,7 @@
         </w:tc>
         <w:tc>
           <w:tcPr>
-            <w:tcW w:w="1513" w:type="dxa"/>
+            <w:tcW w:w="1514" w:type="dxa"/>
             <w:tcBorders/>
           </w:tcPr>
           <w:p>
@@ -417,7 +417,7 @@
         </w:tc>
         <w:tc>
           <w:tcPr>
-            <w:tcW w:w="1633" w:type="dxa"/>
+            <w:tcW w:w="1632" w:type="dxa"/>
             <w:tcBorders/>
           </w:tcPr>
           <w:p>
@@ -449,7 +449,7 @@
         </w:tc>
         <w:tc>
           <w:tcPr>
-            <w:tcW w:w="1513" w:type="dxa"/>
+            <w:tcW w:w="1514" w:type="dxa"/>
             <w:tcBorders/>
           </w:tcPr>
           <w:p>
@@ -608,38 +608,38 @@
         </w:tc>
         <w:tc>
           <w:tcPr>
-            <w:tcW w:w="1633" w:type="dxa"/>
-            <w:tcBorders/>
-          </w:tcPr>
-          <w:p>
-            <w:pPr>
-              <w:pStyle w:val="Normal"/>
-              <w:widowControl/>
-              <w:suppressAutoHyphens w:val="true"/>
-              <w:spacing w:lineRule="auto" w:line="240" w:before="0" w:after="0"/>
-              <w:jc w:val="left"/>
-              <w:rPr>
-                <w:rFonts w:ascii="Calibri" w:hAnsi="Calibri" w:eastAsia="Calibri" w:cs=""/>
-                <w:kern w:val="0"/>
-                <w:sz w:val="22"/>
-                <w:szCs w:val="22"/>
-                <w:lang w:val="en-US" w:eastAsia="en-US" w:bidi="ar-SA"/>
-              </w:rPr>
-            </w:pPr>
-            <w:r>
-              <w:rPr>
-                <w:rFonts w:eastAsia="Calibri" w:cs=""/>
-                <w:kern w:val="0"/>
-                <w:sz w:val="22"/>
-                <w:szCs w:val="22"/>
-                <w:lang w:val="en-US" w:eastAsia="en-US" w:bidi="ar-SA"/>
-              </w:rPr>
-            </w:r>
-          </w:p>
-        </w:tc>
-        <w:tc>
-          <w:tcPr>
-            <w:tcW w:w="1513" w:type="dxa"/>
+            <w:tcW w:w="1632" w:type="dxa"/>
+            <w:tcBorders/>
+          </w:tcPr>
+          <w:p>
+            <w:pPr>
+              <w:pStyle w:val="Normal"/>
+              <w:widowControl/>
+              <w:suppressAutoHyphens w:val="true"/>
+              <w:spacing w:lineRule="auto" w:line="240" w:before="0" w:after="0"/>
+              <w:jc w:val="left"/>
+              <w:rPr>
+                <w:rFonts w:ascii="Calibri" w:hAnsi="Calibri" w:eastAsia="Calibri" w:cs=""/>
+                <w:kern w:val="0"/>
+                <w:sz w:val="22"/>
+                <w:szCs w:val="22"/>
+                <w:lang w:val="en-US" w:eastAsia="en-US" w:bidi="ar-SA"/>
+              </w:rPr>
+            </w:pPr>
+            <w:r>
+              <w:rPr>
+                <w:rFonts w:eastAsia="Calibri" w:cs=""/>
+                <w:kern w:val="0"/>
+                <w:sz w:val="22"/>
+                <w:szCs w:val="22"/>
+                <w:lang w:val="en-US" w:eastAsia="en-US" w:bidi="ar-SA"/>
+              </w:rPr>
+            </w:r>
+          </w:p>
+        </w:tc>
+        <w:tc>
+          <w:tcPr>
+            <w:tcW w:w="1514" w:type="dxa"/>
             <w:tcBorders/>
           </w:tcPr>
           <w:p>
@@ -797,38 +797,38 @@
         </w:tc>
         <w:tc>
           <w:tcPr>
-            <w:tcW w:w="1633" w:type="dxa"/>
-            <w:tcBorders/>
-          </w:tcPr>
-          <w:p>
-            <w:pPr>
-              <w:pStyle w:val="Normal"/>
-              <w:widowControl/>
-              <w:suppressAutoHyphens w:val="true"/>
-              <w:spacing w:lineRule="auto" w:line="240" w:before="0" w:after="0"/>
-              <w:jc w:val="left"/>
-              <w:rPr>
-                <w:rFonts w:ascii="Calibri" w:hAnsi="Calibri" w:eastAsia="Calibri" w:cs=""/>
-                <w:kern w:val="0"/>
-                <w:sz w:val="22"/>
-                <w:szCs w:val="22"/>
-                <w:lang w:val="en-US" w:eastAsia="en-US" w:bidi="ar-SA"/>
-              </w:rPr>
-            </w:pPr>
-            <w:r>
-              <w:rPr>
-                <w:rFonts w:eastAsia="Calibri" w:cs=""/>
-                <w:kern w:val="0"/>
-                <w:sz w:val="22"/>
-                <w:szCs w:val="22"/>
-                <w:lang w:val="en-US" w:eastAsia="en-US" w:bidi="ar-SA"/>
-              </w:rPr>
-            </w:r>
-          </w:p>
-        </w:tc>
-        <w:tc>
-          <w:tcPr>
-            <w:tcW w:w="1513" w:type="dxa"/>
+            <w:tcW w:w="1632" w:type="dxa"/>
+            <w:tcBorders/>
+          </w:tcPr>
+          <w:p>
+            <w:pPr>
+              <w:pStyle w:val="Normal"/>
+              <w:widowControl/>
+              <w:suppressAutoHyphens w:val="true"/>
+              <w:spacing w:lineRule="auto" w:line="240" w:before="0" w:after="0"/>
+              <w:jc w:val="left"/>
+              <w:rPr>
+                <w:rFonts w:ascii="Calibri" w:hAnsi="Calibri" w:eastAsia="Calibri" w:cs=""/>
+                <w:kern w:val="0"/>
+                <w:sz w:val="22"/>
+                <w:szCs w:val="22"/>
+                <w:lang w:val="en-US" w:eastAsia="en-US" w:bidi="ar-SA"/>
+              </w:rPr>
+            </w:pPr>
+            <w:r>
+              <w:rPr>
+                <w:rFonts w:eastAsia="Calibri" w:cs=""/>
+                <w:kern w:val="0"/>
+                <w:sz w:val="22"/>
+                <w:szCs w:val="22"/>
+                <w:lang w:val="en-US" w:eastAsia="en-US" w:bidi="ar-SA"/>
+              </w:rPr>
+            </w:r>
+          </w:p>
+        </w:tc>
+        <w:tc>
+          <w:tcPr>
+            <w:tcW w:w="1514" w:type="dxa"/>
             <w:tcBorders/>
           </w:tcPr>
           <w:p>
@@ -1120,7 +1120,7 @@
         </w:tc>
         <w:tc>
           <w:tcPr>
-            <w:tcW w:w="1633" w:type="dxa"/>
+            <w:tcW w:w="1632" w:type="dxa"/>
             <w:tcBorders/>
           </w:tcPr>
           <w:p>
@@ -1152,7 +1152,7 @@
         </w:tc>
         <w:tc>
           <w:tcPr>
-            <w:tcW w:w="1513" w:type="dxa"/>
+            <w:tcW w:w="1514" w:type="dxa"/>
             <w:tcBorders/>
           </w:tcPr>
           <w:p>
@@ -1314,7 +1314,7 @@
         </w:tc>
         <w:tc>
           <w:tcPr>
-            <w:tcW w:w="1633" w:type="dxa"/>
+            <w:tcW w:w="1632" w:type="dxa"/>
             <w:tcBorders/>
           </w:tcPr>
           <w:p>
@@ -1346,7 +1346,7 @@
         </w:tc>
         <w:tc>
           <w:tcPr>
-            <w:tcW w:w="1513" w:type="dxa"/>
+            <w:tcW w:w="1514" w:type="dxa"/>
             <w:tcBorders/>
           </w:tcPr>
           <w:p>
@@ -1512,7 +1512,7 @@
         </w:tc>
         <w:tc>
           <w:tcPr>
-            <w:tcW w:w="1633" w:type="dxa"/>
+            <w:tcW w:w="1632" w:type="dxa"/>
             <w:tcBorders/>
           </w:tcPr>
           <w:p>
@@ -1544,7 +1544,7 @@
         </w:tc>
         <w:tc>
           <w:tcPr>
-            <w:tcW w:w="1513" w:type="dxa"/>
+            <w:tcW w:w="1514" w:type="dxa"/>
             <w:tcBorders/>
           </w:tcPr>
           <w:p>
@@ -1739,7 +1739,7 @@
         </w:tc>
         <w:tc>
           <w:tcPr>
-            <w:tcW w:w="1633" w:type="dxa"/>
+            <w:tcW w:w="1632" w:type="dxa"/>
             <w:tcBorders>
               <w:top w:val="nil"/>
             </w:tcBorders>
@@ -1772,7 +1772,7 @@
         </w:tc>
         <w:tc>
           <w:tcPr>
-            <w:tcW w:w="1513" w:type="dxa"/>
+            <w:tcW w:w="1514" w:type="dxa"/>
             <w:tcBorders>
               <w:top w:val="nil"/>
             </w:tcBorders>
@@ -1800,6 +1800,59 @@
                 <w:szCs w:val="22"/>
                 <w:lang w:val="en-US" w:eastAsia="en-US" w:bidi="ar-SA"/>
               </w:rPr>
+              <w:t>Week total:</w:t>
+            </w:r>
+          </w:p>
+          <w:p>
+            <w:pPr>
+              <w:pStyle w:val="Normal"/>
+              <w:widowControl/>
+              <w:suppressAutoHyphens w:val="true"/>
+              <w:spacing w:lineRule="auto" w:line="240" w:before="0" w:after="0"/>
+              <w:jc w:val="left"/>
+              <w:rPr>
+                <w:rFonts w:ascii="Calibri" w:hAnsi="Calibri" w:eastAsia="Calibri" w:cs=""/>
+                <w:kern w:val="0"/>
+                <w:sz w:val="22"/>
+                <w:szCs w:val="22"/>
+                <w:lang w:val="en-US" w:eastAsia="en-US" w:bidi="ar-SA"/>
+              </w:rPr>
+            </w:pPr>
+            <w:r>
+              <w:rPr>
+                <w:rFonts w:eastAsia="Calibri" w:cs=""/>
+                <w:kern w:val="0"/>
+                <w:sz w:val="22"/>
+                <w:szCs w:val="22"/>
+                <w:lang w:val="en-US" w:eastAsia="en-US" w:bidi="ar-SA"/>
+              </w:rPr>
+              <w:t>2 hours</w:t>
+            </w:r>
+          </w:p>
+          <w:p>
+            <w:pPr>
+              <w:pStyle w:val="Normal"/>
+              <w:widowControl/>
+              <w:suppressAutoHyphens w:val="true"/>
+              <w:spacing w:lineRule="auto" w:line="240" w:before="0" w:after="0"/>
+              <w:jc w:val="left"/>
+              <w:rPr>
+                <w:rFonts w:ascii="Calibri" w:hAnsi="Calibri" w:eastAsia="Calibri" w:cs=""/>
+                <w:kern w:val="0"/>
+                <w:sz w:val="22"/>
+                <w:szCs w:val="22"/>
+                <w:lang w:val="en-US" w:eastAsia="en-US" w:bidi="ar-SA"/>
+              </w:rPr>
+            </w:pPr>
+            <w:r>
+              <w:rPr>
+                <w:rFonts w:eastAsia="Calibri" w:cs=""/>
+                <w:kern w:val="0"/>
+                <w:sz w:val="22"/>
+                <w:szCs w:val="22"/>
+                <w:lang w:val="en-US" w:eastAsia="en-US" w:bidi="ar-SA"/>
+              </w:rPr>
+              <w:t>51 min</w:t>
             </w:r>
           </w:p>
         </w:tc>
@@ -1838,6 +1891,11 @@
                 <w:szCs w:val="22"/>
                 <w:lang w:val="en-US" w:eastAsia="en-US" w:bidi="ar-SA"/>
               </w:rPr>
+              <w:t>Week 3:</w:t>
+              <w:br/>
+              <w:t>09/27/26</w:t>
+              <w:br/>
+              <w:t>10/04/26</w:t>
             </w:r>
           </w:p>
         </w:tc>
@@ -1871,6 +1929,7 @@
                 <w:szCs w:val="22"/>
                 <w:lang w:val="en-US" w:eastAsia="en-US" w:bidi="ar-SA"/>
               </w:rPr>
+              <w:t>Project presentation participation</w:t>
             </w:r>
           </w:p>
         </w:tc>
@@ -1904,6 +1963,7 @@
                 <w:szCs w:val="22"/>
                 <w:lang w:val="en-US" w:eastAsia="en-US" w:bidi="ar-SA"/>
               </w:rPr>
+              <w:t>10/01/26</w:t>
             </w:r>
           </w:p>
         </w:tc>
@@ -1937,12 +1997,13 @@
                 <w:szCs w:val="22"/>
                 <w:lang w:val="en-US" w:eastAsia="en-US" w:bidi="ar-SA"/>
               </w:rPr>
-            </w:r>
-          </w:p>
-        </w:tc>
-        <w:tc>
-          <w:tcPr>
-            <w:tcW w:w="1633" w:type="dxa"/>
+              <w:t>11:45</w:t>
+            </w:r>
+          </w:p>
+        </w:tc>
+        <w:tc>
+          <w:tcPr>
+            <w:tcW w:w="1632" w:type="dxa"/>
             <w:tcBorders>
               <w:top w:val="nil"/>
             </w:tcBorders>
@@ -1970,12 +2031,420 @@
                 <w:szCs w:val="22"/>
                 <w:lang w:val="en-US" w:eastAsia="en-US" w:bidi="ar-SA"/>
               </w:rPr>
-            </w:r>
-          </w:p>
-        </w:tc>
-        <w:tc>
-          <w:tcPr>
-            <w:tcW w:w="1513" w:type="dxa"/>
+              <w:t>12:05</w:t>
+            </w:r>
+          </w:p>
+        </w:tc>
+        <w:tc>
+          <w:tcPr>
+            <w:tcW w:w="1514" w:type="dxa"/>
+            <w:tcBorders>
+              <w:top w:val="nil"/>
+            </w:tcBorders>
+          </w:tcPr>
+          <w:p>
+            <w:pPr>
+              <w:pStyle w:val="Normal"/>
+              <w:widowControl/>
+              <w:suppressAutoHyphens w:val="true"/>
+              <w:spacing w:lineRule="auto" w:line="240" w:before="0" w:after="0"/>
+              <w:jc w:val="left"/>
+              <w:rPr>
+                <w:rFonts w:ascii="Calibri" w:hAnsi="Calibri" w:eastAsia="Calibri" w:cs=""/>
+                <w:kern w:val="0"/>
+                <w:sz w:val="22"/>
+                <w:szCs w:val="22"/>
+                <w:lang w:val="en-US" w:eastAsia="en-US" w:bidi="ar-SA"/>
+              </w:rPr>
+            </w:pPr>
+            <w:r>
+              <w:rPr>
+                <w:rFonts w:eastAsia="Calibri" w:cs=""/>
+                <w:kern w:val="0"/>
+                <w:sz w:val="22"/>
+                <w:szCs w:val="22"/>
+                <w:lang w:val="en-US" w:eastAsia="en-US" w:bidi="ar-SA"/>
+              </w:rPr>
+              <w:t>20 min</w:t>
+            </w:r>
+          </w:p>
+        </w:tc>
+      </w:tr>
+      <w:tr>
+        <w:trPr>
+          <w:trHeight w:val="1244" w:hRule="atLeast"/>
+        </w:trPr>
+        <w:tc>
+          <w:tcPr>
+            <w:tcW w:w="1819" w:type="dxa"/>
+            <w:tcBorders>
+              <w:top w:val="nil"/>
+            </w:tcBorders>
+          </w:tcPr>
+          <w:p>
+            <w:pPr>
+              <w:pStyle w:val="Normal"/>
+              <w:widowControl/>
+              <w:suppressAutoHyphens w:val="true"/>
+              <w:spacing w:lineRule="auto" w:line="240" w:before="0" w:after="0"/>
+              <w:jc w:val="left"/>
+              <w:rPr>
+                <w:rFonts w:ascii="Calibri" w:hAnsi="Calibri" w:eastAsia="Calibri" w:cs=""/>
+                <w:kern w:val="0"/>
+                <w:sz w:val="22"/>
+                <w:szCs w:val="22"/>
+                <w:lang w:val="en-US" w:eastAsia="en-US" w:bidi="ar-SA"/>
+              </w:rPr>
+            </w:pPr>
+            <w:r>
+              <w:rPr>
+                <w:rFonts w:eastAsia="Calibri" w:cs=""/>
+                <w:kern w:val="0"/>
+                <w:sz w:val="22"/>
+                <w:szCs w:val="22"/>
+                <w:lang w:val="en-US" w:eastAsia="en-US" w:bidi="ar-SA"/>
+              </w:rPr>
+            </w:r>
+          </w:p>
+        </w:tc>
+        <w:tc>
+          <w:tcPr>
+            <w:tcW w:w="1772" w:type="dxa"/>
+            <w:tcBorders>
+              <w:top w:val="nil"/>
+            </w:tcBorders>
+          </w:tcPr>
+          <w:p>
+            <w:pPr>
+              <w:pStyle w:val="Normal"/>
+              <w:widowControl/>
+              <w:suppressAutoHyphens w:val="true"/>
+              <w:spacing w:lineRule="auto" w:line="240" w:before="0" w:after="0"/>
+              <w:jc w:val="left"/>
+              <w:rPr>
+                <w:rFonts w:ascii="Calibri" w:hAnsi="Calibri" w:eastAsia="Calibri" w:cs=""/>
+                <w:kern w:val="0"/>
+                <w:sz w:val="22"/>
+                <w:szCs w:val="22"/>
+                <w:lang w:val="en-US" w:eastAsia="en-US" w:bidi="ar-SA"/>
+              </w:rPr>
+            </w:pPr>
+            <w:r>
+              <w:rPr>
+                <w:rFonts w:eastAsia="Calibri" w:cs=""/>
+                <w:kern w:val="0"/>
+                <w:sz w:val="22"/>
+                <w:szCs w:val="22"/>
+                <w:lang w:val="en-US" w:eastAsia="en-US" w:bidi="ar-SA"/>
+              </w:rPr>
+            </w:r>
+          </w:p>
+        </w:tc>
+        <w:tc>
+          <w:tcPr>
+            <w:tcW w:w="1323" w:type="dxa"/>
+            <w:tcBorders>
+              <w:top w:val="nil"/>
+            </w:tcBorders>
+          </w:tcPr>
+          <w:p>
+            <w:pPr>
+              <w:pStyle w:val="Normal"/>
+              <w:widowControl/>
+              <w:suppressAutoHyphens w:val="true"/>
+              <w:spacing w:lineRule="auto" w:line="240" w:before="0" w:after="0"/>
+              <w:jc w:val="left"/>
+              <w:rPr>
+                <w:rFonts w:ascii="Calibri" w:hAnsi="Calibri" w:eastAsia="Calibri" w:cs=""/>
+                <w:kern w:val="0"/>
+                <w:sz w:val="22"/>
+                <w:szCs w:val="22"/>
+                <w:lang w:val="en-US" w:eastAsia="en-US" w:bidi="ar-SA"/>
+              </w:rPr>
+            </w:pPr>
+            <w:r>
+              <w:rPr>
+                <w:rFonts w:eastAsia="Calibri" w:cs=""/>
+                <w:kern w:val="0"/>
+                <w:sz w:val="22"/>
+                <w:szCs w:val="22"/>
+                <w:lang w:val="en-US" w:eastAsia="en-US" w:bidi="ar-SA"/>
+              </w:rPr>
+            </w:r>
+          </w:p>
+        </w:tc>
+        <w:tc>
+          <w:tcPr>
+            <w:tcW w:w="1516" w:type="dxa"/>
+            <w:tcBorders>
+              <w:top w:val="nil"/>
+            </w:tcBorders>
+          </w:tcPr>
+          <w:p>
+            <w:pPr>
+              <w:pStyle w:val="Normal"/>
+              <w:widowControl/>
+              <w:suppressAutoHyphens w:val="true"/>
+              <w:spacing w:lineRule="auto" w:line="240" w:before="0" w:after="0"/>
+              <w:jc w:val="left"/>
+              <w:rPr>
+                <w:rFonts w:ascii="Calibri" w:hAnsi="Calibri" w:eastAsia="Calibri" w:cs=""/>
+                <w:kern w:val="0"/>
+                <w:sz w:val="22"/>
+                <w:szCs w:val="22"/>
+                <w:lang w:val="en-US" w:eastAsia="en-US" w:bidi="ar-SA"/>
+              </w:rPr>
+            </w:pPr>
+            <w:r>
+              <w:rPr>
+                <w:rFonts w:eastAsia="Calibri" w:cs=""/>
+                <w:kern w:val="0"/>
+                <w:sz w:val="22"/>
+                <w:szCs w:val="22"/>
+                <w:lang w:val="en-US" w:eastAsia="en-US" w:bidi="ar-SA"/>
+              </w:rPr>
+            </w:r>
+          </w:p>
+        </w:tc>
+        <w:tc>
+          <w:tcPr>
+            <w:tcW w:w="1632" w:type="dxa"/>
+            <w:tcBorders>
+              <w:top w:val="nil"/>
+            </w:tcBorders>
+          </w:tcPr>
+          <w:p>
+            <w:pPr>
+              <w:pStyle w:val="Normal"/>
+              <w:widowControl/>
+              <w:suppressAutoHyphens w:val="true"/>
+              <w:spacing w:lineRule="auto" w:line="240" w:before="0" w:after="0"/>
+              <w:jc w:val="left"/>
+              <w:rPr>
+                <w:rFonts w:ascii="Calibri" w:hAnsi="Calibri" w:eastAsia="Calibri" w:cs=""/>
+                <w:kern w:val="0"/>
+                <w:sz w:val="22"/>
+                <w:szCs w:val="22"/>
+                <w:lang w:val="en-US" w:eastAsia="en-US" w:bidi="ar-SA"/>
+              </w:rPr>
+            </w:pPr>
+            <w:r>
+              <w:rPr>
+                <w:rFonts w:eastAsia="Calibri" w:cs=""/>
+                <w:kern w:val="0"/>
+                <w:sz w:val="22"/>
+                <w:szCs w:val="22"/>
+                <w:lang w:val="en-US" w:eastAsia="en-US" w:bidi="ar-SA"/>
+              </w:rPr>
+            </w:r>
+          </w:p>
+        </w:tc>
+        <w:tc>
+          <w:tcPr>
+            <w:tcW w:w="1514" w:type="dxa"/>
+            <w:tcBorders>
+              <w:top w:val="nil"/>
+            </w:tcBorders>
+          </w:tcPr>
+          <w:p>
+            <w:pPr>
+              <w:pStyle w:val="Normal"/>
+              <w:widowControl/>
+              <w:suppressAutoHyphens w:val="true"/>
+              <w:spacing w:lineRule="auto" w:line="240" w:before="0" w:after="0"/>
+              <w:jc w:val="left"/>
+              <w:rPr>
+                <w:rFonts w:ascii="Calibri" w:hAnsi="Calibri" w:eastAsia="Calibri" w:cs=""/>
+                <w:kern w:val="0"/>
+                <w:sz w:val="22"/>
+                <w:szCs w:val="22"/>
+                <w:lang w:val="en-US" w:eastAsia="en-US" w:bidi="ar-SA"/>
+              </w:rPr>
+            </w:pPr>
+            <w:r>
+              <w:rPr>
+                <w:rFonts w:eastAsia="Calibri" w:cs=""/>
+                <w:kern w:val="0"/>
+                <w:sz w:val="22"/>
+                <w:szCs w:val="22"/>
+                <w:lang w:val="en-US" w:eastAsia="en-US" w:bidi="ar-SA"/>
+              </w:rPr>
+            </w:r>
+          </w:p>
+        </w:tc>
+      </w:tr>
+      <w:tr>
+        <w:trPr>
+          <w:trHeight w:val="1244" w:hRule="atLeast"/>
+        </w:trPr>
+        <w:tc>
+          <w:tcPr>
+            <w:tcW w:w="1819" w:type="dxa"/>
+            <w:tcBorders>
+              <w:top w:val="nil"/>
+            </w:tcBorders>
+          </w:tcPr>
+          <w:p>
+            <w:pPr>
+              <w:pStyle w:val="Normal"/>
+              <w:widowControl/>
+              <w:suppressAutoHyphens w:val="true"/>
+              <w:spacing w:lineRule="auto" w:line="240" w:before="0" w:after="0"/>
+              <w:jc w:val="left"/>
+              <w:rPr>
+                <w:rFonts w:ascii="Calibri" w:hAnsi="Calibri" w:eastAsia="Calibri" w:cs=""/>
+                <w:kern w:val="0"/>
+                <w:sz w:val="22"/>
+                <w:szCs w:val="22"/>
+                <w:lang w:val="en-US" w:eastAsia="en-US" w:bidi="ar-SA"/>
+              </w:rPr>
+            </w:pPr>
+            <w:r>
+              <w:rPr>
+                <w:rFonts w:eastAsia="Calibri" w:cs=""/>
+                <w:kern w:val="0"/>
+                <w:sz w:val="22"/>
+                <w:szCs w:val="22"/>
+                <w:lang w:val="en-US" w:eastAsia="en-US" w:bidi="ar-SA"/>
+              </w:rPr>
+            </w:r>
+          </w:p>
+        </w:tc>
+        <w:tc>
+          <w:tcPr>
+            <w:tcW w:w="1772" w:type="dxa"/>
+            <w:tcBorders>
+              <w:top w:val="nil"/>
+            </w:tcBorders>
+          </w:tcPr>
+          <w:p>
+            <w:pPr>
+              <w:pStyle w:val="Normal"/>
+              <w:widowControl/>
+              <w:suppressAutoHyphens w:val="true"/>
+              <w:spacing w:lineRule="auto" w:line="240" w:before="0" w:after="0"/>
+              <w:jc w:val="left"/>
+              <w:rPr>
+                <w:rFonts w:ascii="Calibri" w:hAnsi="Calibri" w:eastAsia="Calibri" w:cs=""/>
+                <w:kern w:val="0"/>
+                <w:sz w:val="22"/>
+                <w:szCs w:val="22"/>
+                <w:lang w:val="en-US" w:eastAsia="en-US" w:bidi="ar-SA"/>
+              </w:rPr>
+            </w:pPr>
+            <w:r>
+              <w:rPr>
+                <w:rFonts w:eastAsia="Calibri" w:cs=""/>
+                <w:kern w:val="0"/>
+                <w:sz w:val="22"/>
+                <w:szCs w:val="22"/>
+                <w:lang w:val="en-US" w:eastAsia="en-US" w:bidi="ar-SA"/>
+              </w:rPr>
+            </w:r>
+          </w:p>
+        </w:tc>
+        <w:tc>
+          <w:tcPr>
+            <w:tcW w:w="1323" w:type="dxa"/>
+            <w:tcBorders>
+              <w:top w:val="nil"/>
+            </w:tcBorders>
+          </w:tcPr>
+          <w:p>
+            <w:pPr>
+              <w:pStyle w:val="Normal"/>
+              <w:widowControl/>
+              <w:suppressAutoHyphens w:val="true"/>
+              <w:spacing w:lineRule="auto" w:line="240" w:before="0" w:after="0"/>
+              <w:jc w:val="left"/>
+              <w:rPr>
+                <w:rFonts w:ascii="Calibri" w:hAnsi="Calibri" w:eastAsia="Calibri" w:cs=""/>
+                <w:kern w:val="0"/>
+                <w:sz w:val="22"/>
+                <w:szCs w:val="22"/>
+                <w:lang w:val="en-US" w:eastAsia="en-US" w:bidi="ar-SA"/>
+              </w:rPr>
+            </w:pPr>
+            <w:r>
+              <w:rPr>
+                <w:rFonts w:eastAsia="Calibri" w:cs=""/>
+                <w:kern w:val="0"/>
+                <w:sz w:val="22"/>
+                <w:szCs w:val="22"/>
+                <w:lang w:val="en-US" w:eastAsia="en-US" w:bidi="ar-SA"/>
+              </w:rPr>
+            </w:r>
+          </w:p>
+        </w:tc>
+        <w:tc>
+          <w:tcPr>
+            <w:tcW w:w="1516" w:type="dxa"/>
+            <w:tcBorders>
+              <w:top w:val="nil"/>
+            </w:tcBorders>
+          </w:tcPr>
+          <w:p>
+            <w:pPr>
+              <w:pStyle w:val="Normal"/>
+              <w:widowControl/>
+              <w:suppressAutoHyphens w:val="true"/>
+              <w:spacing w:lineRule="auto" w:line="240" w:before="0" w:after="0"/>
+              <w:jc w:val="left"/>
+              <w:rPr>
+                <w:rFonts w:ascii="Calibri" w:hAnsi="Calibri" w:eastAsia="Calibri" w:cs=""/>
+                <w:kern w:val="0"/>
+                <w:sz w:val="22"/>
+                <w:szCs w:val="22"/>
+                <w:lang w:val="en-US" w:eastAsia="en-US" w:bidi="ar-SA"/>
+              </w:rPr>
+            </w:pPr>
+            <w:r>
+              <w:rPr>
+                <w:rFonts w:eastAsia="Calibri" w:cs=""/>
+                <w:kern w:val="0"/>
+                <w:sz w:val="22"/>
+                <w:szCs w:val="22"/>
+                <w:lang w:val="en-US" w:eastAsia="en-US" w:bidi="ar-SA"/>
+              </w:rPr>
+            </w:r>
+          </w:p>
+        </w:tc>
+        <w:tc>
+          <w:tcPr>
+            <w:tcW w:w="1632" w:type="dxa"/>
+            <w:tcBorders>
+              <w:top w:val="nil"/>
+            </w:tcBorders>
+          </w:tcPr>
+          <w:p>
+            <w:pPr>
+              <w:pStyle w:val="Normal"/>
+              <w:widowControl/>
+              <w:suppressAutoHyphens w:val="true"/>
+              <w:spacing w:lineRule="auto" w:line="240" w:before="0" w:after="0"/>
+              <w:jc w:val="left"/>
+              <w:rPr>
+                <w:rFonts w:ascii="Calibri" w:hAnsi="Calibri" w:eastAsia="Calibri" w:cs=""/>
+                <w:kern w:val="0"/>
+                <w:sz w:val="22"/>
+                <w:szCs w:val="22"/>
+                <w:lang w:val="en-US" w:eastAsia="en-US" w:bidi="ar-SA"/>
+              </w:rPr>
+            </w:pPr>
+            <w:r>
+              <w:rPr>
+                <w:rFonts w:eastAsia="Calibri" w:cs=""/>
+                <w:kern w:val="0"/>
+                <w:sz w:val="22"/>
+                <w:szCs w:val="22"/>
+                <w:lang w:val="en-US" w:eastAsia="en-US" w:bidi="ar-SA"/>
+              </w:rPr>
+            </w:r>
+          </w:p>
+        </w:tc>
+        <w:tc>
+          <w:tcPr>
+            <w:tcW w:w="1514" w:type="dxa"/>
             <w:tcBorders>
               <w:top w:val="nil"/>
             </w:tcBorders>

--- a/Reports, Logs & Evaluations/Time Logs/Kustov/Time Log.docx
+++ b/Reports, Logs & Evaluations/Time Logs/Kustov/Time Log.docx
@@ -2104,6 +2104,59 @@
                 <w:szCs w:val="22"/>
                 <w:lang w:val="en-US" w:eastAsia="en-US" w:bidi="ar-SA"/>
               </w:rPr>
+              <w:t>Week 4:</w:t>
+            </w:r>
+          </w:p>
+          <w:p>
+            <w:pPr>
+              <w:pStyle w:val="Normal"/>
+              <w:widowControl/>
+              <w:suppressAutoHyphens w:val="true"/>
+              <w:spacing w:lineRule="auto" w:line="240" w:before="0" w:after="0"/>
+              <w:jc w:val="left"/>
+              <w:rPr>
+                <w:rFonts w:ascii="Calibri" w:hAnsi="Calibri" w:eastAsia="Calibri" w:cs=""/>
+                <w:kern w:val="0"/>
+                <w:sz w:val="22"/>
+                <w:szCs w:val="22"/>
+                <w:lang w:val="en-US" w:eastAsia="en-US" w:bidi="ar-SA"/>
+              </w:rPr>
+            </w:pPr>
+            <w:r>
+              <w:rPr>
+                <w:rFonts w:eastAsia="Calibri" w:cs=""/>
+                <w:kern w:val="0"/>
+                <w:sz w:val="22"/>
+                <w:szCs w:val="22"/>
+                <w:lang w:val="en-US" w:eastAsia="en-US" w:bidi="ar-SA"/>
+              </w:rPr>
+              <w:t>10/04/26</w:t>
+            </w:r>
+          </w:p>
+          <w:p>
+            <w:pPr>
+              <w:pStyle w:val="Normal"/>
+              <w:widowControl/>
+              <w:suppressAutoHyphens w:val="true"/>
+              <w:spacing w:lineRule="auto" w:line="240" w:before="0" w:after="0"/>
+              <w:jc w:val="left"/>
+              <w:rPr>
+                <w:rFonts w:ascii="Calibri" w:hAnsi="Calibri" w:eastAsia="Calibri" w:cs=""/>
+                <w:kern w:val="0"/>
+                <w:sz w:val="22"/>
+                <w:szCs w:val="22"/>
+                <w:lang w:val="en-US" w:eastAsia="en-US" w:bidi="ar-SA"/>
+              </w:rPr>
+            </w:pPr>
+            <w:r>
+              <w:rPr>
+                <w:rFonts w:eastAsia="Calibri" w:cs=""/>
+                <w:kern w:val="0"/>
+                <w:sz w:val="22"/>
+                <w:szCs w:val="22"/>
+                <w:lang w:val="en-US" w:eastAsia="en-US" w:bidi="ar-SA"/>
+              </w:rPr>
+              <w:t>10/11/26</w:t>
             </w:r>
           </w:p>
         </w:tc>
@@ -2137,6 +2190,7 @@
                 <w:szCs w:val="22"/>
                 <w:lang w:val="en-US" w:eastAsia="en-US" w:bidi="ar-SA"/>
               </w:rPr>
+              <w:t>Use case diagrams research</w:t>
             </w:r>
           </w:p>
         </w:tc>
@@ -2170,6 +2224,7 @@
                 <w:szCs w:val="22"/>
                 <w:lang w:val="en-US" w:eastAsia="en-US" w:bidi="ar-SA"/>
               </w:rPr>
+              <w:t>10/5/26</w:t>
             </w:r>
           </w:p>
         </w:tc>
@@ -2203,6 +2258,7 @@
                 <w:szCs w:val="22"/>
                 <w:lang w:val="en-US" w:eastAsia="en-US" w:bidi="ar-SA"/>
               </w:rPr>
+              <w:t>14:43</w:t>
             </w:r>
           </w:p>
         </w:tc>
@@ -2236,6 +2292,7 @@
                 <w:szCs w:val="22"/>
                 <w:lang w:val="en-US" w:eastAsia="en-US" w:bidi="ar-SA"/>
               </w:rPr>
+              <w:t>15:35</w:t>
             </w:r>
           </w:p>
         </w:tc>
@@ -2269,6 +2326,7 @@
                 <w:szCs w:val="22"/>
                 <w:lang w:val="en-US" w:eastAsia="en-US" w:bidi="ar-SA"/>
               </w:rPr>
+              <w:t>52 min</w:t>
             </w:r>
           </w:p>
         </w:tc>

--- a/Reports, Logs & Evaluations/Time Logs/Kustov/Time Log.docx
+++ b/Reports, Logs & Evaluations/Time Logs/Kustov/Time Log.docx
@@ -2365,6 +2365,59 @@
                 <w:szCs w:val="22"/>
                 <w:lang w:val="en-US" w:eastAsia="en-US" w:bidi="ar-SA"/>
               </w:rPr>
+              <w:t>Week 5:</w:t>
+            </w:r>
+          </w:p>
+          <w:p>
+            <w:pPr>
+              <w:pStyle w:val="Normal"/>
+              <w:widowControl/>
+              <w:suppressAutoHyphens w:val="true"/>
+              <w:spacing w:lineRule="auto" w:line="240" w:before="0" w:after="0"/>
+              <w:jc w:val="left"/>
+              <w:rPr>
+                <w:rFonts w:ascii="Calibri" w:hAnsi="Calibri" w:eastAsia="Calibri" w:cs=""/>
+                <w:kern w:val="0"/>
+                <w:sz w:val="22"/>
+                <w:szCs w:val="22"/>
+                <w:lang w:val="en-US" w:eastAsia="en-US" w:bidi="ar-SA"/>
+              </w:rPr>
+            </w:pPr>
+            <w:r>
+              <w:rPr>
+                <w:rFonts w:eastAsia="Calibri" w:cs=""/>
+                <w:kern w:val="0"/>
+                <w:sz w:val="22"/>
+                <w:szCs w:val="22"/>
+                <w:lang w:val="en-US" w:eastAsia="en-US" w:bidi="ar-SA"/>
+              </w:rPr>
+              <w:t>10/11/26</w:t>
+            </w:r>
+          </w:p>
+          <w:p>
+            <w:pPr>
+              <w:pStyle w:val="Normal"/>
+              <w:widowControl/>
+              <w:suppressAutoHyphens w:val="true"/>
+              <w:spacing w:lineRule="auto" w:line="240" w:before="0" w:after="0"/>
+              <w:jc w:val="left"/>
+              <w:rPr>
+                <w:rFonts w:ascii="Calibri" w:hAnsi="Calibri" w:eastAsia="Calibri" w:cs=""/>
+                <w:kern w:val="0"/>
+                <w:sz w:val="22"/>
+                <w:szCs w:val="22"/>
+                <w:lang w:val="en-US" w:eastAsia="en-US" w:bidi="ar-SA"/>
+              </w:rPr>
+            </w:pPr>
+            <w:r>
+              <w:rPr>
+                <w:rFonts w:eastAsia="Calibri" w:cs=""/>
+                <w:kern w:val="0"/>
+                <w:sz w:val="22"/>
+                <w:szCs w:val="22"/>
+                <w:lang w:val="en-US" w:eastAsia="en-US" w:bidi="ar-SA"/>
+              </w:rPr>
+              <w:t>10/18/26</w:t>
             </w:r>
           </w:p>
         </w:tc>
@@ -2398,6 +2451,7 @@
                 <w:szCs w:val="22"/>
                 <w:lang w:val="en-US" w:eastAsia="en-US" w:bidi="ar-SA"/>
               </w:rPr>
+              <w:t>Example code check</w:t>
             </w:r>
           </w:p>
         </w:tc>
@@ -2431,6 +2485,7 @@
                 <w:szCs w:val="22"/>
                 <w:lang w:val="en-US" w:eastAsia="en-US" w:bidi="ar-SA"/>
               </w:rPr>
+              <w:t>10/17/26</w:t>
             </w:r>
           </w:p>
         </w:tc>
@@ -2464,6 +2519,7 @@
                 <w:szCs w:val="22"/>
                 <w:lang w:val="en-US" w:eastAsia="en-US" w:bidi="ar-SA"/>
               </w:rPr>
+              <w:t>13:03</w:t>
             </w:r>
           </w:p>
         </w:tc>
@@ -2497,6 +2553,7 @@
                 <w:szCs w:val="22"/>
                 <w:lang w:val="en-US" w:eastAsia="en-US" w:bidi="ar-SA"/>
               </w:rPr>
+              <w:t>14:42</w:t>
             </w:r>
           </w:p>
         </w:tc>
@@ -2530,6 +2587,33 @@
                 <w:szCs w:val="22"/>
                 <w:lang w:val="en-US" w:eastAsia="en-US" w:bidi="ar-SA"/>
               </w:rPr>
+              <w:t>1 hour</w:t>
+            </w:r>
+          </w:p>
+          <w:p>
+            <w:pPr>
+              <w:pStyle w:val="Normal"/>
+              <w:widowControl/>
+              <w:suppressAutoHyphens w:val="true"/>
+              <w:spacing w:lineRule="auto" w:line="240" w:before="0" w:after="0"/>
+              <w:jc w:val="left"/>
+              <w:rPr>
+                <w:rFonts w:ascii="Calibri" w:hAnsi="Calibri" w:eastAsia="Calibri" w:cs=""/>
+                <w:kern w:val="0"/>
+                <w:sz w:val="22"/>
+                <w:szCs w:val="22"/>
+                <w:lang w:val="en-US" w:eastAsia="en-US" w:bidi="ar-SA"/>
+              </w:rPr>
+            </w:pPr>
+            <w:r>
+              <w:rPr>
+                <w:rFonts w:eastAsia="Calibri" w:cs=""/>
+                <w:kern w:val="0"/>
+                <w:sz w:val="22"/>
+                <w:szCs w:val="22"/>
+                <w:lang w:val="en-US" w:eastAsia="en-US" w:bidi="ar-SA"/>
+              </w:rPr>
+              <w:t>39 min</w:t>
             </w:r>
           </w:p>
         </w:tc>
